--- a/experiments/report_machine/office/output/中青旅/20260729_中青旅_midday.docx
+++ b/experiments/report_machine/office/output/中青旅/20260729_中青旅_midday.docx
@@ -17,6 +17,42 @@
           <w:sz w:val="36"/>
         </w:rPr>
         <w:t>中青旅（600138.SH）午间分析报告</w:t>
+      </w:r>
+    </w:p>
+    <w:p>
+      <w:r>
+        <w:rPr>
+          <w:rFonts w:ascii="Microsoft YaHei" w:hAnsi="Microsoft YaHei"/>
+        </w:rPr>
+        <w:t xml:space="preserve">&gt; </w:t>
+      </w:r>
+      <w:r>
+        <w:rPr>
+          <w:rFonts w:ascii="Microsoft YaHei" w:hAnsi="Microsoft YaHei"/>
+          <w:b/>
+          <w:color w:val="1A1A1A"/>
+        </w:rPr>
+        <w:t>数据截止时间</w:t>
+      </w:r>
+      <w:r>
+        <w:rPr>
+          <w:rFonts w:ascii="Microsoft YaHei" w:hAnsi="Microsoft YaHei"/>
+        </w:rPr>
+        <w:t xml:space="preserve">：今日 11:30 收盘 | </w:t>
+      </w:r>
+      <w:r>
+        <w:rPr>
+          <w:rFonts w:ascii="Microsoft YaHei" w:hAnsi="Microsoft YaHei"/>
+          <w:b/>
+          <w:color w:val="1A1A1A"/>
+        </w:rPr>
+        <w:t>报告性质</w:t>
+      </w:r>
+      <w:r>
+        <w:rPr>
+          <w:rFonts w:ascii="Microsoft YaHei" w:hAnsi="Microsoft YaHei"/>
+        </w:rPr>
+        <w:t>：午间盘中速评</w:t>
       </w:r>
     </w:p>
     <w:p>
@@ -49,7 +85,7 @@
         <w:rPr>
           <w:rFonts w:ascii="Microsoft YaHei" w:hAnsi="Microsoft YaHei"/>
         </w:rPr>
-        <w:t>今日A股整体情绪偏暖，市场热度录得</w:t>
+        <w:t xml:space="preserve">今日全市场情绪高涨，在 </w:t>
       </w:r>
       <w:r>
         <w:rPr>
@@ -57,13 +93,13 @@
           <w:b/>
           <w:color w:val="1A1A1A"/>
         </w:rPr>
-        <w:t>56（高）</w:t>
+        <w:t>2.06万亿</w:t>
       </w:r>
       <w:r>
         <w:rPr>
           <w:rFonts w:ascii="Microsoft YaHei" w:hAnsi="Microsoft YaHei"/>
         </w:rPr>
-        <w:t>。全市场成交额达</w:t>
+        <w:t xml:space="preserve"> 成交额（较前日放量 </w:t>
       </w:r>
       <w:r>
         <w:rPr>
@@ -71,13 +107,13 @@
           <w:b/>
           <w:color w:val="1A1A1A"/>
         </w:rPr>
-        <w:t>1.46万亿元</w:t>
+        <w:t>+2960亿</w:t>
       </w:r>
       <w:r>
         <w:rPr>
           <w:rFonts w:ascii="Microsoft YaHei" w:hAnsi="Microsoft YaHei"/>
         </w:rPr>
-        <w:t>，较前一交易日增加</w:t>
+        <w:t xml:space="preserve">）的支撑下，上涨个股达 </w:t>
       </w:r>
       <w:r>
         <w:rPr>
@@ -85,13 +121,13 @@
           <w:b/>
           <w:color w:val="1A1A1A"/>
         </w:rPr>
-        <w:t>1549亿元</w:t>
+        <w:t>4090家</w:t>
       </w:r>
       <w:r>
         <w:rPr>
           <w:rFonts w:ascii="Microsoft YaHei" w:hAnsi="Microsoft YaHei"/>
         </w:rPr>
-        <w:t>，量能显著放大。上涨家数</w:t>
+        <w:t xml:space="preserve">，占比 </w:t>
       </w:r>
       <w:r>
         <w:rPr>
@@ -99,13 +135,13 @@
           <w:b/>
           <w:color w:val="1A1A1A"/>
         </w:rPr>
-        <w:t>3404家</w:t>
+        <w:t>83%</w:t>
       </w:r>
       <w:r>
         <w:rPr>
           <w:rFonts w:ascii="Microsoft YaHei" w:hAnsi="Microsoft YaHei"/>
         </w:rPr>
-        <w:t>，下跌</w:t>
+        <w:t xml:space="preserve">，涨停 </w:t>
       </w:r>
       <w:r>
         <w:rPr>
@@ -113,13 +149,13 @@
           <w:b/>
           <w:color w:val="1A1A1A"/>
         </w:rPr>
-        <w:t>2018家</w:t>
+        <w:t>76只</w:t>
       </w:r>
       <w:r>
         <w:rPr>
           <w:rFonts w:ascii="Microsoft YaHei" w:hAnsi="Microsoft YaHei"/>
         </w:rPr>
-        <w:t>，上涨占比达</w:t>
+        <w:t xml:space="preserve">，赚钱效应 </w:t>
       </w:r>
       <w:r>
         <w:rPr>
@@ -127,13 +163,147 @@
           <w:b/>
           <w:color w:val="1A1A1A"/>
         </w:rPr>
-        <w:t>79%</w:t>
+        <w:t>51%</w:t>
       </w:r>
       <w:r>
         <w:rPr>
           <w:rFonts w:ascii="Microsoft YaHei" w:hAnsi="Microsoft YaHei"/>
         </w:rPr>
-        <w:t>，赚钱效应为46%。涨停梯队方面，一板50只（晋级率7%）、二板3只（晋级率23%）、三板3只（晋级率33%），高度板1只。整体市场人气较好，但个股涨幅多集中在1%~2%区间，追高赚钱效应一般。</w:t>
+        <w:t xml:space="preserve">。市场热度评级为 </w:t>
+      </w:r>
+      <w:r>
+        <w:rPr>
+          <w:rFonts w:ascii="Microsoft YaHei" w:hAnsi="Microsoft YaHei"/>
+          <w:b/>
+          <w:color w:val="1A1A1A"/>
+        </w:rPr>
+        <w:t>68（高）</w:t>
+      </w:r>
+      <w:r>
+        <w:rPr>
+          <w:rFonts w:ascii="Microsoft YaHei" w:hAnsi="Microsoft YaHei"/>
+        </w:rPr>
+        <w:t xml:space="preserve">。整体呈普涨格局，涨幅主要集中在 </w:t>
+      </w:r>
+      <w:r>
+        <w:rPr>
+          <w:rFonts w:ascii="Microsoft YaHei" w:hAnsi="Microsoft YaHei"/>
+          <w:b/>
+          <w:color w:val="1A1A1A"/>
+        </w:rPr>
+        <w:t>2%~3%</w:t>
+      </w:r>
+      <w:r>
+        <w:rPr>
+          <w:rFonts w:ascii="Microsoft YaHei" w:hAnsi="Microsoft YaHei"/>
+        </w:rPr>
+        <w:t xml:space="preserve"> 区间。</w:t>
+      </w:r>
+    </w:p>
+    <w:p>
+      <w:r>
+        <w:rPr>
+          <w:rFonts w:ascii="Microsoft YaHei" w:hAnsi="Microsoft YaHei"/>
+        </w:rPr>
+        <w:t>然而，旅游及酒店板块今日表现明显弱于大盘：</w:t>
+      </w:r>
+      <w:r>
+        <w:rPr>
+          <w:rFonts w:ascii="Microsoft YaHei" w:hAnsi="Microsoft YaHei"/>
+          <w:b/>
+          <w:color w:val="1A1A1A"/>
+        </w:rPr>
+        <w:t>消费者服务板块</w:t>
+      </w:r>
+      <w:r>
+        <w:rPr>
+          <w:rFonts w:ascii="Microsoft YaHei" w:hAnsi="Microsoft YaHei"/>
+        </w:rPr>
+        <w:t xml:space="preserve">下跌 </w:t>
+      </w:r>
+      <w:r>
+        <w:rPr>
+          <w:rFonts w:ascii="Microsoft YaHei" w:hAnsi="Microsoft YaHei"/>
+          <w:b/>
+          <w:color w:val="1A1A1A"/>
+        </w:rPr>
+        <w:t>-1.46%</w:t>
+      </w:r>
+      <w:r>
+        <w:rPr>
+          <w:rFonts w:ascii="Microsoft YaHei" w:hAnsi="Microsoft YaHei"/>
+        </w:rPr>
+        <w:t>，</w:t>
+      </w:r>
+      <w:r>
+        <w:rPr>
+          <w:rFonts w:ascii="Microsoft YaHei" w:hAnsi="Microsoft YaHei"/>
+          <w:b/>
+          <w:color w:val="1A1A1A"/>
+        </w:rPr>
+        <w:t>酒店、餐馆与休闲</w:t>
+      </w:r>
+      <w:r>
+        <w:rPr>
+          <w:rFonts w:ascii="Microsoft YaHei" w:hAnsi="Microsoft YaHei"/>
+        </w:rPr>
+        <w:t xml:space="preserve">板块下跌 </w:t>
+      </w:r>
+      <w:r>
+        <w:rPr>
+          <w:rFonts w:ascii="Microsoft YaHei" w:hAnsi="Microsoft YaHei"/>
+          <w:b/>
+          <w:color w:val="1A1A1A"/>
+        </w:rPr>
+        <w:t>-1.28%</w:t>
+      </w:r>
+      <w:r>
+        <w:rPr>
+          <w:rFonts w:ascii="Microsoft YaHei" w:hAnsi="Microsoft YaHei"/>
+        </w:rPr>
+        <w:t>，</w:t>
+      </w:r>
+      <w:r>
+        <w:rPr>
+          <w:rFonts w:ascii="Microsoft YaHei" w:hAnsi="Microsoft YaHei"/>
+          <w:b/>
+          <w:color w:val="1A1A1A"/>
+        </w:rPr>
+        <w:t>旅游概念</w:t>
+      </w:r>
+      <w:r>
+        <w:rPr>
+          <w:rFonts w:ascii="Microsoft YaHei" w:hAnsi="Microsoft YaHei"/>
+        </w:rPr>
+        <w:t xml:space="preserve">板块下跌 </w:t>
+      </w:r>
+      <w:r>
+        <w:rPr>
+          <w:rFonts w:ascii="Microsoft YaHei" w:hAnsi="Microsoft YaHei"/>
+          <w:b/>
+          <w:color w:val="1A1A1A"/>
+        </w:rPr>
+        <w:t>-1.47%</w:t>
+      </w:r>
+      <w:r>
+        <w:rPr>
+          <w:rFonts w:ascii="Microsoft YaHei" w:hAnsi="Microsoft YaHei"/>
+        </w:rPr>
+        <w:t xml:space="preserve">，板块排名均在 </w:t>
+      </w:r>
+      <w:r>
+        <w:rPr>
+          <w:rFonts w:ascii="Microsoft YaHei" w:hAnsi="Microsoft YaHei"/>
+          <w:b/>
+          <w:color w:val="1A1A1A"/>
+        </w:rPr>
+        <w:t>1158个概念/行业板块的中后段</w:t>
+      </w:r>
+      <w:r>
+        <w:rPr>
+          <w:rFonts w:ascii="Microsoft YaHei" w:hAnsi="Microsoft YaHei"/>
+        </w:rPr>
+        <w:t>。中青旅所在的旅游板块整体承压。</w:t>
       </w:r>
     </w:p>
     <w:p>
@@ -172,7 +342,7 @@
           <w:color w:val="333333"/>
           <w:sz w:val="24"/>
         </w:rPr>
-        <w:t>收盘数据一览</w:t>
+        <w:t>核心收盘数据</w:t>
       </w:r>
     </w:p>
     <w:tbl>
@@ -287,7 +457,7 @@
                 <w:rFonts w:ascii="Microsoft YaHei" w:hAnsi="Microsoft YaHei"/>
                 <w:sz w:val="18"/>
               </w:rPr>
-              <w:t>昨收</w:t>
+              <w:t>涨跌幅</w:t>
             </w:r>
           </w:p>
         </w:tc>
@@ -295,44 +465,6 @@
           <w:tcPr>
             <w:tcW w:type="dxa" w:w="4533"/>
             <w:shd w:fill="F8F9FA" w:val="clear"/>
-          </w:tcPr>
-          <w:p>
-            <w:pPr>
-              <w:spacing w:before="40" w:after="40" w:line="288" w:lineRule="auto"/>
-            </w:pPr>
-            <w:r/>
-            <w:r>
-              <w:rPr>
-                <w:rFonts w:ascii="Microsoft YaHei" w:hAnsi="Microsoft YaHei"/>
-                <w:sz w:val="18"/>
-              </w:rPr>
-              <w:t>7.04元</w:t>
-            </w:r>
-          </w:p>
-        </w:tc>
-      </w:tr>
-      <w:tr>
-        <w:tc>
-          <w:tcPr>
-            <w:tcW w:type="dxa" w:w="4533"/>
-          </w:tcPr>
-          <w:p>
-            <w:pPr>
-              <w:spacing w:before="40" w:after="40" w:line="288" w:lineRule="auto"/>
-            </w:pPr>
-            <w:r/>
-            <w:r>
-              <w:rPr>
-                <w:rFonts w:ascii="Microsoft YaHei" w:hAnsi="Microsoft YaHei"/>
-                <w:sz w:val="18"/>
-              </w:rPr>
-              <w:t>涨跌幅</w:t>
-            </w:r>
-          </w:p>
-        </w:tc>
-        <w:tc>
-          <w:tcPr>
-            <w:tcW w:type="dxa" w:w="4533"/>
           </w:tcPr>
           <w:p>
             <w:pPr>
@@ -355,7 +487,6 @@
         <w:tc>
           <w:tcPr>
             <w:tcW w:type="dxa" w:w="4533"/>
-            <w:shd w:fill="F8F9FA" w:val="clear"/>
           </w:tcPr>
           <w:p>
             <w:pPr>
@@ -367,14 +498,13 @@
                 <w:rFonts w:ascii="Microsoft YaHei" w:hAnsi="Microsoft YaHei"/>
                 <w:sz w:val="18"/>
               </w:rPr>
-              <w:t>最高 / 最低</w:t>
+              <w:t>开盘 / 最高 / 最低</w:t>
             </w:r>
           </w:p>
         </w:tc>
         <w:tc>
           <w:tcPr>
             <w:tcW w:type="dxa" w:w="4533"/>
-            <w:shd w:fill="F8F9FA" w:val="clear"/>
           </w:tcPr>
           <w:p>
             <w:pPr>
@@ -386,7 +516,23 @@
                 <w:rFonts w:ascii="Microsoft YaHei" w:hAnsi="Microsoft YaHei"/>
                 <w:sz w:val="18"/>
               </w:rPr>
-              <w:t>7.15 / 6.98元</w:t>
+              <w:t xml:space="preserve">7.06 / </w:t>
+            </w:r>
+            <w:r>
+              <w:rPr>
+                <w:rFonts w:ascii="Microsoft YaHei" w:hAnsi="Microsoft YaHei"/>
+                <w:b/>
+                <w:color w:val="1A1A1A"/>
+                <w:sz w:val="18"/>
+              </w:rPr>
+              <w:t>7.15</w:t>
+            </w:r>
+            <w:r>
+              <w:rPr>
+                <w:rFonts w:ascii="Microsoft YaHei" w:hAnsi="Microsoft YaHei"/>
+                <w:sz w:val="18"/>
+              </w:rPr>
+              <w:t xml:space="preserve"> / 6.98</w:t>
             </w:r>
           </w:p>
         </w:tc>
@@ -395,6 +541,7 @@
         <w:tc>
           <w:tcPr>
             <w:tcW w:type="dxa" w:w="4533"/>
+            <w:shd w:fill="F8F9FA" w:val="clear"/>
           </w:tcPr>
           <w:p>
             <w:pPr>
@@ -413,6 +560,7 @@
         <w:tc>
           <w:tcPr>
             <w:tcW w:type="dxa" w:w="4533"/>
+            <w:shd w:fill="F8F9FA" w:val="clear"/>
           </w:tcPr>
           <w:p>
             <w:pPr>
@@ -435,7 +583,6 @@
         <w:tc>
           <w:tcPr>
             <w:tcW w:type="dxa" w:w="4533"/>
-            <w:shd w:fill="F8F9FA" w:val="clear"/>
           </w:tcPr>
           <w:p>
             <w:pPr>
@@ -454,7 +601,6 @@
         <w:tc>
           <w:tcPr>
             <w:tcW w:type="dxa" w:w="4533"/>
-            <w:shd w:fill="F8F9FA" w:val="clear"/>
           </w:tcPr>
           <w:p>
             <w:pPr>
@@ -477,6 +623,7 @@
         <w:tc>
           <w:tcPr>
             <w:tcW w:type="dxa" w:w="4533"/>
+            <w:shd w:fill="F8F9FA" w:val="clear"/>
           </w:tcPr>
           <w:p>
             <w:pPr>
@@ -495,6 +642,7 @@
         <w:tc>
           <w:tcPr>
             <w:tcW w:type="dxa" w:w="4533"/>
+            <w:shd w:fill="F8F9FA" w:val="clear"/>
           </w:tcPr>
           <w:p>
             <w:pPr>
@@ -507,6 +655,46 @@
                 <w:sz w:val="18"/>
               </w:rPr>
               <w:t>0.98</w:t>
+            </w:r>
+          </w:p>
+        </w:tc>
+      </w:tr>
+      <w:tr>
+        <w:tc>
+          <w:tcPr>
+            <w:tcW w:type="dxa" w:w="4533"/>
+          </w:tcPr>
+          <w:p>
+            <w:pPr>
+              <w:spacing w:before="40" w:after="40" w:line="288" w:lineRule="auto"/>
+            </w:pPr>
+            <w:r/>
+            <w:r>
+              <w:rPr>
+                <w:rFonts w:ascii="Microsoft YaHei" w:hAnsi="Microsoft YaHei"/>
+                <w:sz w:val="18"/>
+              </w:rPr>
+              <w:t>振幅</w:t>
+            </w:r>
+          </w:p>
+        </w:tc>
+        <w:tc>
+          <w:tcPr>
+            <w:tcW w:type="dxa" w:w="4533"/>
+          </w:tcPr>
+          <w:p>
+            <w:pPr>
+              <w:spacing w:before="40" w:after="40" w:line="288" w:lineRule="auto"/>
+            </w:pPr>
+            <w:r/>
+            <w:r>
+              <w:rPr>
+                <w:rFonts w:ascii="Microsoft YaHei" w:hAnsi="Microsoft YaHei"/>
+                <w:b/>
+                <w:color w:val="1A1A1A"/>
+                <w:sz w:val="18"/>
+              </w:rPr>
+              <w:t>2.41%</w:t>
             </w:r>
           </w:p>
         </w:tc>
@@ -555,7 +743,7 @@
                 <w:rFonts w:ascii="Microsoft YaHei" w:hAnsi="Microsoft YaHei"/>
                 <w:sz w:val="18"/>
               </w:rPr>
-              <w:t>（亏损）</w:t>
+              <w:t>（亏损状态）</w:t>
             </w:r>
           </w:p>
         </w:tc>
@@ -623,7 +811,7 @@
                 <w:rFonts w:ascii="Microsoft YaHei" w:hAnsi="Microsoft YaHei"/>
                 <w:sz w:val="18"/>
               </w:rPr>
-              <w:t>总市值</w:t>
+              <w:t>总市值 / 流通市值</w:t>
             </w:r>
           </w:p>
         </w:tc>
@@ -640,6 +828,8 @@
             <w:r>
               <w:rPr>
                 <w:rFonts w:ascii="Microsoft YaHei" w:hAnsi="Microsoft YaHei"/>
+                <w:b/>
+                <w:color w:val="1A1A1A"/>
                 <w:sz w:val="18"/>
               </w:rPr>
               <w:t>51.03亿元</w:t>
@@ -653,8 +843,66 @@
       <w:r>
         <w:rPr>
           <w:rFonts w:ascii="Microsoft YaHei" w:hAnsi="Microsoft YaHei"/>
+          <w:b/>
+          <w:color w:val="1A1A1A"/>
         </w:rPr>
-        <w:t>中青旅今日小幅高开于7.06元，盘中冲高至</w:t>
+        <w:t>关键解读</w:t>
+      </w:r>
+      <w:r>
+        <w:rPr>
+          <w:rFonts w:ascii="Microsoft YaHei" w:hAnsi="Microsoft YaHei"/>
+        </w:rPr>
+        <w:t>：</w:t>
+      </w:r>
+    </w:p>
+    <w:p>
+      <w:pPr>
+        <w:pStyle w:val="ListBullet"/>
+      </w:pPr>
+      <w:r>
+        <w:rPr>
+          <w:rFonts w:ascii="Microsoft YaHei" w:hAnsi="Microsoft YaHei"/>
+        </w:rPr>
+        <w:t xml:space="preserve">中青旅今日微涨 </w:t>
+      </w:r>
+      <w:r>
+        <w:rPr>
+          <w:rFonts w:ascii="Microsoft YaHei" w:hAnsi="Microsoft YaHei"/>
+          <w:b/>
+          <w:color w:val="1A1A1A"/>
+        </w:rPr>
+        <w:t>+0.14%</w:t>
+      </w:r>
+      <w:r>
+        <w:rPr>
+          <w:rFonts w:ascii="Microsoft YaHei" w:hAnsi="Microsoft YaHei"/>
+        </w:rPr>
+        <w:t xml:space="preserve">，基本平收，走势显著弱于全市场 </w:t>
+      </w:r>
+      <w:r>
+        <w:rPr>
+          <w:rFonts w:ascii="Microsoft YaHei" w:hAnsi="Microsoft YaHei"/>
+          <w:b/>
+          <w:color w:val="1A1A1A"/>
+        </w:rPr>
+        <w:t>83%</w:t>
+      </w:r>
+      <w:r>
+        <w:rPr>
+          <w:rFonts w:ascii="Microsoft YaHei" w:hAnsi="Microsoft YaHei"/>
+        </w:rPr>
+        <w:t xml:space="preserve"> 的上涨比例，个股情绪与大盘存在明显背离。</w:t>
+      </w:r>
+    </w:p>
+    <w:p>
+      <w:pPr>
+        <w:pStyle w:val="ListBullet"/>
+      </w:pPr>
+      <w:r>
+        <w:rPr>
+          <w:rFonts w:ascii="Microsoft YaHei" w:hAnsi="Microsoft YaHei"/>
+        </w:rPr>
+        <w:t xml:space="preserve">盘中最高触及 </w:t>
       </w:r>
       <w:r>
         <w:rPr>
@@ -668,7 +916,152 @@
         <w:rPr>
           <w:rFonts w:ascii="Microsoft YaHei" w:hAnsi="Microsoft YaHei"/>
         </w:rPr>
-        <w:t>后回落，最低探至6.98元，午盘报收7.05元，微涨</w:t>
+        <w:t xml:space="preserve">（+1.56%），最低探至 </w:t>
+      </w:r>
+      <w:r>
+        <w:rPr>
+          <w:rFonts w:ascii="Microsoft YaHei" w:hAnsi="Microsoft YaHei"/>
+          <w:b/>
+          <w:color w:val="1A1A1A"/>
+        </w:rPr>
+        <w:t>6.98元</w:t>
+      </w:r>
+      <w:r>
+        <w:rPr>
+          <w:rFonts w:ascii="Microsoft YaHei" w:hAnsi="Microsoft YaHei"/>
+        </w:rPr>
+        <w:t xml:space="preserve">（-0.85%），振幅 </w:t>
+      </w:r>
+      <w:r>
+        <w:rPr>
+          <w:rFonts w:ascii="Microsoft YaHei" w:hAnsi="Microsoft YaHei"/>
+          <w:b/>
+          <w:color w:val="1A1A1A"/>
+        </w:rPr>
+        <w:t>2.41%</w:t>
+      </w:r>
+      <w:r>
+        <w:rPr>
+          <w:rFonts w:ascii="Microsoft YaHei" w:hAnsi="Microsoft YaHei"/>
+        </w:rPr>
+        <w:t>，早盘曾有过一轮拉升，但随后回落，显示上方抛压较重。</w:t>
+      </w:r>
+    </w:p>
+    <w:p>
+      <w:pPr>
+        <w:pStyle w:val="ListBullet"/>
+      </w:pPr>
+      <w:r>
+        <w:rPr>
+          <w:rFonts w:ascii="Microsoft YaHei" w:hAnsi="Microsoft YaHei"/>
+        </w:rPr>
+        <w:t>动态市盈率为负值，当前处于</w:t>
+      </w:r>
+      <w:r>
+        <w:rPr>
+          <w:rFonts w:ascii="Microsoft YaHei" w:hAnsi="Microsoft YaHei"/>
+          <w:b/>
+          <w:color w:val="1A1A1A"/>
+        </w:rPr>
+        <w:t>亏损状态</w:t>
+      </w:r>
+      <w:r>
+        <w:rPr>
+          <w:rFonts w:ascii="Microsoft YaHei" w:hAnsi="Microsoft YaHei"/>
+        </w:rPr>
+        <w:t xml:space="preserve">；市净率 </w:t>
+      </w:r>
+      <w:r>
+        <w:rPr>
+          <w:rFonts w:ascii="Microsoft YaHei" w:hAnsi="Microsoft YaHei"/>
+          <w:b/>
+          <w:color w:val="1A1A1A"/>
+        </w:rPr>
+        <w:t>0.81</w:t>
+      </w:r>
+      <w:r>
+        <w:rPr>
+          <w:rFonts w:ascii="Microsoft YaHei" w:hAnsi="Microsoft YaHei"/>
+        </w:rPr>
+        <w:t>，股价低于每股净资产，属于</w:t>
+      </w:r>
+      <w:r>
+        <w:rPr>
+          <w:rFonts w:ascii="Microsoft YaHei" w:hAnsi="Microsoft YaHei"/>
+          <w:b/>
+          <w:color w:val="1A1A1A"/>
+        </w:rPr>
+        <w:t>破净股</w:t>
+      </w:r>
+      <w:r>
+        <w:rPr>
+          <w:rFonts w:ascii="Microsoft YaHei" w:hAnsi="Microsoft YaHei"/>
+        </w:rPr>
+        <w:t>，具备一定安全边际，但亦反映市场对公司盈利能力的担忧。</w:t>
+      </w:r>
+    </w:p>
+    <w:p>
+      <w:pPr>
+        <w:spacing w:before="280" w:after="80" w:line="312" w:lineRule="auto"/>
+      </w:pPr>
+      <w:r>
+        <w:rPr>
+          <w:rFonts w:ascii="Microsoft YaHei" w:hAnsi="Microsoft YaHei"/>
+          <w:b/>
+          <w:color w:val="333333"/>
+          <w:sz w:val="24"/>
+        </w:rPr>
+        <w:t>量价关系</w:t>
+      </w:r>
+    </w:p>
+    <w:p>
+      <w:r>
+        <w:rPr>
+          <w:rFonts w:ascii="Microsoft YaHei" w:hAnsi="Microsoft YaHei"/>
+        </w:rPr>
+        <w:t xml:space="preserve">今日半日换手率 </w:t>
+      </w:r>
+      <w:r>
+        <w:rPr>
+          <w:rFonts w:ascii="Microsoft YaHei" w:hAnsi="Microsoft YaHei"/>
+          <w:b/>
+          <w:color w:val="1A1A1A"/>
+        </w:rPr>
+        <w:t>1.29%</w:t>
+      </w:r>
+      <w:r>
+        <w:rPr>
+          <w:rFonts w:ascii="Microsoft YaHei" w:hAnsi="Microsoft YaHei"/>
+        </w:rPr>
+        <w:t xml:space="preserve">，对比上一个交易日全日换手率 </w:t>
+      </w:r>
+      <w:r>
+        <w:rPr>
+          <w:rFonts w:ascii="Microsoft YaHei" w:hAnsi="Microsoft YaHei"/>
+          <w:b/>
+          <w:color w:val="1A1A1A"/>
+        </w:rPr>
+        <w:t>0.80%</w:t>
+      </w:r>
+      <w:r>
+        <w:rPr>
+          <w:rFonts w:ascii="Microsoft YaHei" w:hAnsi="Microsoft YaHei"/>
+        </w:rPr>
+        <w:t>，</w:t>
+      </w:r>
+      <w:r>
+        <w:rPr>
+          <w:rFonts w:ascii="Microsoft YaHei" w:hAnsi="Microsoft YaHei"/>
+          <w:b/>
+          <w:color w:val="1A1A1A"/>
+        </w:rPr>
+        <w:t>放量约62%</w:t>
+      </w:r>
+      <w:r>
+        <w:rPr>
+          <w:rFonts w:ascii="Microsoft YaHei" w:hAnsi="Microsoft YaHei"/>
+        </w:rPr>
+        <w:t xml:space="preserve">。在价格仅微涨 </w:t>
       </w:r>
       <w:r>
         <w:rPr>
@@ -682,7 +1075,7 @@
         <w:rPr>
           <w:rFonts w:ascii="Microsoft YaHei" w:hAnsi="Microsoft YaHei"/>
         </w:rPr>
-        <w:t>。股价围绕昨收窄幅震荡，振幅</w:t>
+        <w:t xml:space="preserve"> 的背景下出现明显放量，属于</w:t>
       </w:r>
       <w:r>
         <w:rPr>
@@ -690,29 +1083,24 @@
           <w:b/>
           <w:color w:val="1A1A1A"/>
         </w:rPr>
-        <w:t>2.41%</w:t>
+        <w:t>放量滞涨</w:t>
       </w:r>
       <w:r>
         <w:rPr>
           <w:rFonts w:ascii="Microsoft YaHei" w:hAnsi="Microsoft YaHei"/>
         </w:rPr>
-        <w:t>，交投相对平稳。</w:t>
+        <w:t>信号，说明多空分歧加大：</w:t>
       </w:r>
     </w:p>
     <w:p>
-      <w:r>
-        <w:rPr>
-          <w:rFonts w:ascii="Microsoft YaHei" w:hAnsi="Microsoft YaHei"/>
-          <w:b/>
-          <w:color w:val="1A1A1A"/>
-        </w:rPr>
-        <w:t>估值层面</w:t>
-      </w:r>
+      <w:pPr>
+        <w:pStyle w:val="ListBullet"/>
+      </w:pPr>
       <w:r>
         <w:rPr>
           <w:rFonts w:ascii="Microsoft YaHei" w:hAnsi="Microsoft YaHei"/>
         </w:rPr>
-        <w:t>：动态市盈率为负值（-34.57），反映公司当前处于亏损状态；市净率</w:t>
+        <w:t>外盘：</w:t>
       </w:r>
       <w:r>
         <w:rPr>
@@ -720,29 +1108,13 @@
           <w:b/>
           <w:color w:val="1A1A1A"/>
         </w:rPr>
-        <w:t>0.81倍</w:t>
+        <w:t>46,201手</w:t>
       </w:r>
       <w:r>
         <w:rPr>
           <w:rFonts w:ascii="Microsoft YaHei" w:hAnsi="Microsoft YaHei"/>
         </w:rPr>
-        <w:t>，已跌破净资产，具备一定的估值安全边际，但需关注盈利修复节奏。</w:t>
-      </w:r>
-    </w:p>
-    <w:p>
-      <w:r>
-        <w:rPr>
-          <w:rFonts w:ascii="Microsoft YaHei" w:hAnsi="Microsoft YaHei"/>
-          <w:b/>
-          <w:color w:val="1A1A1A"/>
-        </w:rPr>
-        <w:t>量能层面</w:t>
-      </w:r>
-      <w:r>
-        <w:rPr>
-          <w:rFonts w:ascii="Microsoft YaHei" w:hAnsi="Microsoft YaHei"/>
-        </w:rPr>
-        <w:t>：今日半日换手率1.29%，较上一个交易日全天换手率0.80%放大约</w:t>
+        <w:t xml:space="preserve"> vs 内盘：</w:t>
       </w:r>
       <w:r>
         <w:rPr>
@@ -750,27 +1122,13 @@
           <w:b/>
           <w:color w:val="1A1A1A"/>
         </w:rPr>
-        <w:t>61%</w:t>
+        <w:t>47,016手</w:t>
       </w:r>
       <w:r>
         <w:rPr>
           <w:rFonts w:ascii="Microsoft YaHei" w:hAnsi="Microsoft YaHei"/>
         </w:rPr>
-        <w:t>（量比0.98），属于</w:t>
-      </w:r>
-      <w:r>
-        <w:rPr>
-          <w:rFonts w:ascii="Microsoft YaHei" w:hAnsi="Microsoft YaHei"/>
-          <w:b/>
-          <w:color w:val="1A1A1A"/>
-        </w:rPr>
-        <w:t>放量震荡</w:t>
-      </w:r>
-      <w:r>
-        <w:rPr>
-          <w:rFonts w:ascii="Microsoft YaHei" w:hAnsi="Microsoft YaHei"/>
-        </w:rPr>
-        <w:t>格局，说明市场关注度有所提升。</w:t>
+        <w:t>，内盘略大于外盘，卖方力量稍占上风。</w:t>
       </w:r>
     </w:p>
     <w:p>
@@ -812,266 +1170,12 @@
         <w:t>今日盘中资金流向</w:t>
       </w:r>
     </w:p>
-    <w:tbl>
-      <w:tblPr>
-        <w:tblStyle w:val="TableGrid"/>
-        <w:tblW w:type="auto" w:w="0"/>
-        <w:jc w:val="center"/>
-        <w:tblLayout w:type="autofit"/>
-        <w:tblLook w:firstColumn="1" w:firstRow="1" w:lastColumn="0" w:lastRow="0" w:noHBand="0" w:noVBand="1" w:val="04A0"/>
-      </w:tblPr>
-      <w:tblGrid>
-        <w:gridCol w:w="4533"/>
-        <w:gridCol w:w="4533"/>
-      </w:tblGrid>
-      <w:tr>
-        <w:tc>
-          <w:tcPr>
-            <w:tcW w:type="dxa" w:w="4533"/>
-            <w:shd w:fill="F6F8FA" w:val="clear"/>
-          </w:tcPr>
-          <w:p>
-            <w:pPr>
-              <w:spacing w:before="40" w:after="40" w:line="288" w:lineRule="auto"/>
-            </w:pPr>
-            <w:r/>
-            <w:r>
-              <w:rPr>
-                <w:rFonts w:ascii="Microsoft YaHei" w:hAnsi="Microsoft YaHei"/>
-                <w:b/>
-                <w:color w:val="1A1A1A"/>
-                <w:sz w:val="18"/>
-              </w:rPr>
-              <w:t>维度</w:t>
-            </w:r>
-          </w:p>
-        </w:tc>
-        <w:tc>
-          <w:tcPr>
-            <w:tcW w:type="dxa" w:w="4533"/>
-            <w:shd w:fill="F6F8FA" w:val="clear"/>
-          </w:tcPr>
-          <w:p>
-            <w:pPr>
-              <w:spacing w:before="40" w:after="40" w:line="288" w:lineRule="auto"/>
-            </w:pPr>
-            <w:r/>
-            <w:r>
-              <w:rPr>
-                <w:rFonts w:ascii="Microsoft YaHei" w:hAnsi="Microsoft YaHei"/>
-                <w:b/>
-                <w:color w:val="1A1A1A"/>
-                <w:sz w:val="18"/>
-              </w:rPr>
-              <w:t>数据</w:t>
-            </w:r>
-          </w:p>
-        </w:tc>
-      </w:tr>
-      <w:tr>
-        <w:tc>
-          <w:tcPr>
-            <w:tcW w:type="dxa" w:w="4533"/>
-          </w:tcPr>
-          <w:p>
-            <w:pPr>
-              <w:spacing w:before="40" w:after="40" w:line="288" w:lineRule="auto"/>
-            </w:pPr>
-            <w:r/>
-            <w:r>
-              <w:rPr>
-                <w:rFonts w:ascii="Microsoft YaHei" w:hAnsi="Microsoft YaHei"/>
-                <w:sz w:val="18"/>
-              </w:rPr>
-              <w:t>净流向</w:t>
-            </w:r>
-          </w:p>
-        </w:tc>
-        <w:tc>
-          <w:tcPr>
-            <w:tcW w:type="dxa" w:w="4533"/>
-          </w:tcPr>
-          <w:p>
-            <w:pPr>
-              <w:spacing w:before="40" w:after="40" w:line="288" w:lineRule="auto"/>
-            </w:pPr>
-            <w:r/>
-            <w:r>
-              <w:rPr>
-                <w:rFonts w:ascii="Microsoft YaHei" w:hAnsi="Microsoft YaHei"/>
-                <w:b/>
-                <w:color w:val="1A1A1A"/>
-                <w:sz w:val="18"/>
-              </w:rPr>
-              <w:t>净流入 408.54万元</w:t>
-            </w:r>
-          </w:p>
-        </w:tc>
-      </w:tr>
-      <w:tr>
-        <w:tc>
-          <w:tcPr>
-            <w:tcW w:type="dxa" w:w="4533"/>
-            <w:shd w:fill="F8F9FA" w:val="clear"/>
-          </w:tcPr>
-          <w:p>
-            <w:pPr>
-              <w:spacing w:before="40" w:after="40" w:line="288" w:lineRule="auto"/>
-            </w:pPr>
-            <w:r/>
-            <w:r>
-              <w:rPr>
-                <w:rFonts w:ascii="Microsoft YaHei" w:hAnsi="Microsoft YaHei"/>
-                <w:sz w:val="18"/>
-              </w:rPr>
-              <w:t>资金流入分钟数</w:t>
-            </w:r>
-          </w:p>
-        </w:tc>
-        <w:tc>
-          <w:tcPr>
-            <w:tcW w:type="dxa" w:w="4533"/>
-            <w:shd w:fill="F8F9FA" w:val="clear"/>
-          </w:tcPr>
-          <w:p>
-            <w:pPr>
-              <w:spacing w:before="40" w:after="40" w:line="288" w:lineRule="auto"/>
-            </w:pPr>
-            <w:r/>
-            <w:r>
-              <w:rPr>
-                <w:rFonts w:ascii="Microsoft YaHei" w:hAnsi="Microsoft YaHei"/>
-                <w:sz w:val="18"/>
-              </w:rPr>
-              <w:t>60分钟</w:t>
-            </w:r>
-          </w:p>
-        </w:tc>
-      </w:tr>
-      <w:tr>
-        <w:tc>
-          <w:tcPr>
-            <w:tcW w:type="dxa" w:w="4533"/>
-          </w:tcPr>
-          <w:p>
-            <w:pPr>
-              <w:spacing w:before="40" w:after="40" w:line="288" w:lineRule="auto"/>
-            </w:pPr>
-            <w:r/>
-            <w:r>
-              <w:rPr>
-                <w:rFonts w:ascii="Microsoft YaHei" w:hAnsi="Microsoft YaHei"/>
-                <w:sz w:val="18"/>
-              </w:rPr>
-              <w:t>资金流出分钟数</w:t>
-            </w:r>
-          </w:p>
-        </w:tc>
-        <w:tc>
-          <w:tcPr>
-            <w:tcW w:type="dxa" w:w="4533"/>
-          </w:tcPr>
-          <w:p>
-            <w:pPr>
-              <w:spacing w:before="40" w:after="40" w:line="288" w:lineRule="auto"/>
-            </w:pPr>
-            <w:r/>
-            <w:r>
-              <w:rPr>
-                <w:rFonts w:ascii="Microsoft YaHei" w:hAnsi="Microsoft YaHei"/>
-                <w:sz w:val="18"/>
-              </w:rPr>
-              <w:t>52分钟</w:t>
-            </w:r>
-          </w:p>
-        </w:tc>
-      </w:tr>
-      <w:tr>
-        <w:tc>
-          <w:tcPr>
-            <w:tcW w:type="dxa" w:w="4533"/>
-            <w:shd w:fill="F8F9FA" w:val="clear"/>
-          </w:tcPr>
-          <w:p>
-            <w:pPr>
-              <w:spacing w:before="40" w:after="40" w:line="288" w:lineRule="auto"/>
-            </w:pPr>
-            <w:r/>
-            <w:r>
-              <w:rPr>
-                <w:rFonts w:ascii="Microsoft YaHei" w:hAnsi="Microsoft YaHei"/>
-                <w:sz w:val="18"/>
-              </w:rPr>
-              <w:t>最大单分钟流入</w:t>
-            </w:r>
-          </w:p>
-        </w:tc>
-        <w:tc>
-          <w:tcPr>
-            <w:tcW w:type="dxa" w:w="4533"/>
-            <w:shd w:fill="F8F9FA" w:val="clear"/>
-          </w:tcPr>
-          <w:p>
-            <w:pPr>
-              <w:spacing w:before="40" w:after="40" w:line="288" w:lineRule="auto"/>
-            </w:pPr>
-            <w:r/>
-            <w:r>
-              <w:rPr>
-                <w:rFonts w:ascii="Microsoft YaHei" w:hAnsi="Microsoft YaHei"/>
-                <w:sz w:val="18"/>
-              </w:rPr>
-              <w:t>212.9万元</w:t>
-            </w:r>
-          </w:p>
-        </w:tc>
-      </w:tr>
-      <w:tr>
-        <w:tc>
-          <w:tcPr>
-            <w:tcW w:type="dxa" w:w="4533"/>
-          </w:tcPr>
-          <w:p>
-            <w:pPr>
-              <w:spacing w:before="40" w:after="40" w:line="288" w:lineRule="auto"/>
-            </w:pPr>
-            <w:r/>
-            <w:r>
-              <w:rPr>
-                <w:rFonts w:ascii="Microsoft YaHei" w:hAnsi="Microsoft YaHei"/>
-                <w:sz w:val="18"/>
-              </w:rPr>
-              <w:t>最大单分钟流出</w:t>
-            </w:r>
-          </w:p>
-        </w:tc>
-        <w:tc>
-          <w:tcPr>
-            <w:tcW w:type="dxa" w:w="4533"/>
-          </w:tcPr>
-          <w:p>
-            <w:pPr>
-              <w:spacing w:before="40" w:after="40" w:line="288" w:lineRule="auto"/>
-            </w:pPr>
-            <w:r/>
-            <w:r>
-              <w:rPr>
-                <w:rFonts w:ascii="Microsoft YaHei" w:hAnsi="Microsoft YaHei"/>
-                <w:sz w:val="18"/>
-              </w:rPr>
-              <w:t>164.0万元</w:t>
-            </w:r>
-          </w:p>
-        </w:tc>
-      </w:tr>
-    </w:tbl>
-    <w:p/>
     <w:p>
       <w:r>
         <w:rPr>
           <w:rFonts w:ascii="Microsoft YaHei" w:hAnsi="Microsoft YaHei"/>
         </w:rPr>
-        <w:t>今日半日统计共113分钟，资金呈现</w:t>
+        <w:t xml:space="preserve">截至午间收盘，中青旅录得 </w:t>
       </w:r>
       <w:r>
         <w:rPr>
@@ -1079,13 +1183,13 @@
           <w:b/>
           <w:color w:val="1A1A1A"/>
         </w:rPr>
-        <w:t>净流入状态</w:t>
+        <w:t>净流入 +350.08万元</w:t>
       </w:r>
       <w:r>
         <w:rPr>
           <w:rFonts w:ascii="Microsoft YaHei" w:hAnsi="Microsoft YaHei"/>
         </w:rPr>
-        <w:t>，流入时长占比约</w:t>
+        <w:t xml:space="preserve">。在 </w:t>
       </w:r>
       <w:r>
         <w:rPr>
@@ -1093,13 +1197,104 @@
           <w:b/>
           <w:color w:val="1A1A1A"/>
         </w:rPr>
-        <w:t>53%</w:t>
+        <w:t>207分钟</w:t>
       </w:r>
       <w:r>
         <w:rPr>
           <w:rFonts w:ascii="Microsoft YaHei" w:hAnsi="Microsoft YaHei"/>
         </w:rPr>
-        <w:t>。最大单分钟流入（212.9万）大于最大单分钟流出（164.0万），表明盘中多方资金有试探性进攻动作，但力度有限。</w:t>
+        <w:t xml:space="preserve"> 的统计周期中：</w:t>
+      </w:r>
+    </w:p>
+    <w:p>
+      <w:pPr>
+        <w:pStyle w:val="ListBullet"/>
+      </w:pPr>
+      <w:r>
+        <w:rPr>
+          <w:rFonts w:ascii="Microsoft YaHei" w:hAnsi="Microsoft YaHei"/>
+        </w:rPr>
+        <w:t xml:space="preserve">资金流入 </w:t>
+      </w:r>
+      <w:r>
+        <w:rPr>
+          <w:rFonts w:ascii="Microsoft YaHei" w:hAnsi="Microsoft YaHei"/>
+          <w:b/>
+          <w:color w:val="1A1A1A"/>
+        </w:rPr>
+        <w:t>112分钟</w:t>
+      </w:r>
+      <w:r>
+        <w:rPr>
+          <w:rFonts w:ascii="Microsoft YaHei" w:hAnsi="Microsoft YaHei"/>
+        </w:rPr>
+        <w:t xml:space="preserve">，流出 </w:t>
+      </w:r>
+      <w:r>
+        <w:rPr>
+          <w:rFonts w:ascii="Microsoft YaHei" w:hAnsi="Microsoft YaHei"/>
+          <w:b/>
+          <w:color w:val="1A1A1A"/>
+        </w:rPr>
+        <w:t>93分钟</w:t>
+      </w:r>
+    </w:p>
+    <w:p>
+      <w:pPr>
+        <w:pStyle w:val="ListBullet"/>
+      </w:pPr>
+      <w:r>
+        <w:rPr>
+          <w:rFonts w:ascii="Microsoft YaHei" w:hAnsi="Microsoft YaHei"/>
+        </w:rPr>
+        <w:t xml:space="preserve">最大单分钟流入 </w:t>
+      </w:r>
+      <w:r>
+        <w:rPr>
+          <w:rFonts w:ascii="Microsoft YaHei" w:hAnsi="Microsoft YaHei"/>
+          <w:b/>
+          <w:color w:val="1A1A1A"/>
+        </w:rPr>
+        <w:t>212.9万元</w:t>
+      </w:r>
+      <w:r>
+        <w:rPr>
+          <w:rFonts w:ascii="Microsoft YaHei" w:hAnsi="Microsoft YaHei"/>
+        </w:rPr>
+        <w:t xml:space="preserve">，最大单分钟流出 </w:t>
+      </w:r>
+      <w:r>
+        <w:rPr>
+          <w:rFonts w:ascii="Microsoft YaHei" w:hAnsi="Microsoft YaHei"/>
+          <w:b/>
+          <w:color w:val="1A1A1A"/>
+        </w:rPr>
+        <w:t>164.0万元</w:t>
+      </w:r>
+    </w:p>
+    <w:p>
+      <w:pPr>
+        <w:pStyle w:val="ListBullet"/>
+      </w:pPr>
+      <w:r>
+        <w:rPr>
+          <w:rFonts w:ascii="Microsoft YaHei" w:hAnsi="Microsoft YaHei"/>
+        </w:rPr>
+        <w:t>资金整体呈</w:t>
+      </w:r>
+      <w:r>
+        <w:rPr>
+          <w:rFonts w:ascii="Microsoft YaHei" w:hAnsi="Microsoft YaHei"/>
+          <w:b/>
+          <w:color w:val="1A1A1A"/>
+        </w:rPr>
+        <w:t>温和净流入</w:t>
+      </w:r>
+      <w:r>
+        <w:rPr>
+          <w:rFonts w:ascii="Microsoft YaHei" w:hAnsi="Microsoft YaHei"/>
+        </w:rPr>
+        <w:t>状态，但持续性有待观察</w:t>
       </w:r>
     </w:p>
     <w:p>
@@ -1147,7 +1342,7 @@
                 <w:color w:val="1A1A1A"/>
                 <w:sz w:val="18"/>
               </w:rPr>
-              <w:t>类型</w:t>
+              <w:t>资金类型</w:t>
             </w:r>
           </w:p>
         </w:tc>
@@ -1229,7 +1424,7 @@
                 <w:color w:val="1A1A1A"/>
                 <w:sz w:val="18"/>
               </w:rPr>
-              <w:t>-44.59万</w:t>
+              <w:t>-103.33万</w:t>
             </w:r>
           </w:p>
         </w:tc>
@@ -1289,7 +1484,7 @@
                 <w:color w:val="1A1A1A"/>
                 <w:sz w:val="18"/>
               </w:rPr>
-              <w:t>+426.88万</w:t>
+              <w:t>+379.34万</w:t>
             </w:r>
           </w:p>
         </w:tc>
@@ -1348,7 +1543,7 @@
                 <w:color w:val="1A1A1A"/>
                 <w:sz w:val="18"/>
               </w:rPr>
-              <w:t>+29.65万</w:t>
+              <w:t>+74.07万</w:t>
             </w:r>
           </w:p>
         </w:tc>
@@ -1371,75 +1566,50 @@
           </w:p>
         </w:tc>
       </w:tr>
-      <w:tr>
-        <w:tc>
-          <w:tcPr>
-            <w:tcW w:type="dxa" w:w="3022"/>
-            <w:shd w:fill="F8F9FA" w:val="clear"/>
-          </w:tcPr>
-          <w:p>
-            <w:pPr>
-              <w:spacing w:before="40" w:after="40" w:line="288" w:lineRule="auto"/>
-            </w:pPr>
-            <w:r/>
-            <w:r>
-              <w:rPr>
-                <w:rFonts w:ascii="Microsoft YaHei" w:hAnsi="Microsoft YaHei"/>
-                <w:sz w:val="18"/>
-              </w:rPr>
-              <w:t>合计</w:t>
-            </w:r>
-          </w:p>
-        </w:tc>
-        <w:tc>
-          <w:tcPr>
-            <w:tcW w:type="dxa" w:w="3022"/>
-            <w:shd w:fill="F8F9FA" w:val="clear"/>
-          </w:tcPr>
-          <w:p>
-            <w:pPr>
-              <w:spacing w:before="40" w:after="40" w:line="288" w:lineRule="auto"/>
-            </w:pPr>
-            <w:r/>
-            <w:r>
-              <w:rPr>
-                <w:rFonts w:ascii="Microsoft YaHei" w:hAnsi="Microsoft YaHei"/>
-                <w:b/>
-                <w:color w:val="1A1A1A"/>
-                <w:sz w:val="18"/>
-              </w:rPr>
-              <w:t>+411.94万</w:t>
-            </w:r>
-          </w:p>
-        </w:tc>
-        <w:tc>
-          <w:tcPr>
-            <w:tcW w:type="dxa" w:w="3022"/>
-            <w:shd w:fill="F8F9FA" w:val="clear"/>
-          </w:tcPr>
-          <w:p>
-            <w:pPr>
-              <w:spacing w:before="40" w:after="40" w:line="288" w:lineRule="auto"/>
-            </w:pPr>
-            <w:r/>
-            <w:r>
-              <w:rPr>
-                <w:rFonts w:ascii="Microsoft YaHei" w:hAnsi="Microsoft YaHei"/>
-                <w:sz w:val="18"/>
-              </w:rPr>
-              <w:t>净流入</w:t>
-            </w:r>
-          </w:p>
-        </w:tc>
-      </w:tr>
     </w:tbl>
     <w:p/>
     <w:p>
       <w:r>
         <w:rPr>
           <w:rFonts w:ascii="Microsoft YaHei" w:hAnsi="Microsoft YaHei"/>
+          <w:b/>
+          <w:color w:val="1A1A1A"/>
         </w:rPr>
-        <w:t>昨日大单资金小幅净流出44.59万元，而中单资金净流入426.88万元形成对冲。结合今日盘中的资金动向，中小单资金偏积极，但大单资金尚未形成一致做多合力。</w:t>
+        <w:t>分析</w:t>
+      </w:r>
+      <w:r>
+        <w:rPr>
+          <w:rFonts w:ascii="Microsoft YaHei" w:hAnsi="Microsoft YaHei"/>
+        </w:rPr>
+        <w:t xml:space="preserve">：大单资金（机构/主力）在上一个交易日净流出 </w:t>
+      </w:r>
+      <w:r>
+        <w:rPr>
+          <w:rFonts w:ascii="Microsoft YaHei" w:hAnsi="Microsoft YaHei"/>
+          <w:b/>
+          <w:color w:val="1A1A1A"/>
+        </w:rPr>
+        <w:t>103万元</w:t>
+      </w:r>
+      <w:r>
+        <w:rPr>
+          <w:rFonts w:ascii="Microsoft YaHei" w:hAnsi="Microsoft YaHei"/>
+        </w:rPr>
+        <w:t>，而中单和小单呈净流入。结合今日盘中仍以散户和中小资金推动为主，</w:t>
+      </w:r>
+      <w:r>
+        <w:rPr>
+          <w:rFonts w:ascii="Microsoft YaHei" w:hAnsi="Microsoft YaHei"/>
+          <w:b/>
+          <w:color w:val="1A1A1A"/>
+        </w:rPr>
+        <w:t>主力资金态度偏谨慎</w:t>
+      </w:r>
+      <w:r>
+        <w:rPr>
+          <w:rFonts w:ascii="Microsoft YaHei" w:hAnsi="Microsoft YaHei"/>
+        </w:rPr>
+        <w:t>。</w:t>
       </w:r>
     </w:p>
     <w:p>
@@ -1453,82 +1623,7 @@
           <w:color w:val="333333"/>
           <w:sz w:val="24"/>
         </w:rPr>
-        <w:t>融资融券（上一交易日）</w:t>
-      </w:r>
-    </w:p>
-    <w:p>
-      <w:pPr>
-        <w:pStyle w:val="ListBullet"/>
-      </w:pPr>
-      <w:r>
-        <w:rPr>
-          <w:rFonts w:ascii="Microsoft YaHei" w:hAnsi="Microsoft YaHei"/>
-        </w:rPr>
-        <w:t>融资余额：</w:t>
-      </w:r>
-      <w:r>
-        <w:rPr>
-          <w:rFonts w:ascii="Microsoft YaHei" w:hAnsi="Microsoft YaHei"/>
-          <w:b/>
-          <w:color w:val="1A1A1A"/>
-        </w:rPr>
-        <w:t>3.44亿元</w:t>
-      </w:r>
-      <w:r>
-        <w:rPr>
-          <w:rFonts w:ascii="Microsoft YaHei" w:hAnsi="Microsoft YaHei"/>
-        </w:rPr>
-        <w:t>（较前日 -0.88%）→ 融资客小幅减仓</w:t>
-      </w:r>
-    </w:p>
-    <w:p>
-      <w:pPr>
-        <w:pStyle w:val="ListBullet"/>
-      </w:pPr>
-      <w:r>
-        <w:rPr>
-          <w:rFonts w:ascii="Microsoft YaHei" w:hAnsi="Microsoft YaHei"/>
-        </w:rPr>
-        <w:t>融券余额：</w:t>
-      </w:r>
-      <w:r>
-        <w:rPr>
-          <w:rFonts w:ascii="Microsoft YaHei" w:hAnsi="Microsoft YaHei"/>
-          <w:b/>
-          <w:color w:val="1A1A1A"/>
-        </w:rPr>
-        <w:t>0.00亿元</w:t>
-      </w:r>
-      <w:r>
-        <w:rPr>
-          <w:rFonts w:ascii="Microsoft YaHei" w:hAnsi="Microsoft YaHei"/>
-        </w:rPr>
-        <w:t>（较前日 +1.83%）→ 融券规模极小，做空力量有限</w:t>
-      </w:r>
-    </w:p>
-    <w:p>
-      <w:pPr>
-        <w:spacing w:before="240" w:after="240"/>
-        <w:pBdr>
-          <w:bottom w:val="single" w:sz="4" w:space="1" w:color="D0D7DE"/>
-        </w:pBdr>
-      </w:pPr>
-    </w:p>
-    <w:p>
-      <w:pPr>
-        <w:spacing w:before="360" w:after="80" w:line="288" w:lineRule="auto"/>
-        <w:pBdr>
-          <w:bottom w:val="single" w:sz="4" w:space="4" w:color="D0D7DE"/>
-        </w:pBdr>
-      </w:pPr>
-      <w:r>
-        <w:rPr>
-          <w:rFonts w:ascii="Microsoft YaHei" w:hAnsi="Microsoft YaHei"/>
-          <w:b/>
-          <w:color w:val="1A1A1A"/>
-          <w:sz w:val="28"/>
-        </w:rPr>
-        <w:t>技术面</w:t>
+        <w:t>融资融券</w:t>
       </w:r>
     </w:p>
     <w:tbl>
@@ -1583,7 +1678,7 @@
                 <w:color w:val="1A1A1A"/>
                 <w:sz w:val="18"/>
               </w:rPr>
-              <w:t>位置</w:t>
+              <w:t>数值</w:t>
             </w:r>
           </w:p>
         </w:tc>
@@ -1604,7 +1699,7 @@
                 <w:color w:val="1A1A1A"/>
                 <w:sz w:val="18"/>
               </w:rPr>
-              <w:t>偏离度</w:t>
+              <w:t>变化</w:t>
             </w:r>
           </w:p>
         </w:tc>
@@ -1624,25 +1719,7 @@
                 <w:rFonts w:ascii="Microsoft YaHei" w:hAnsi="Microsoft YaHei"/>
                 <w:sz w:val="18"/>
               </w:rPr>
-              <w:t>MA5（6.96元）</w:t>
-            </w:r>
-          </w:p>
-        </w:tc>
-        <w:tc>
-          <w:tcPr>
-            <w:tcW w:type="dxa" w:w="3022"/>
-          </w:tcPr>
-          <w:p>
-            <w:pPr>
-              <w:spacing w:before="40" w:after="40" w:line="288" w:lineRule="auto"/>
-            </w:pPr>
-            <w:r/>
-            <w:r>
-              <w:rPr>
-                <w:rFonts w:ascii="Microsoft YaHei" w:hAnsi="Microsoft YaHei"/>
-                <w:sz w:val="18"/>
-              </w:rPr>
-              <w:t>价格在其上方</w:t>
+              <w:t>融资余额</w:t>
             </w:r>
           </w:p>
         </w:tc>
@@ -1662,7 +1739,34 @@
                 <w:color w:val="1A1A1A"/>
                 <w:sz w:val="18"/>
               </w:rPr>
-              <w:t>+1.3%</w:t>
+              <w:t>3.44亿元</w:t>
+            </w:r>
+          </w:p>
+        </w:tc>
+        <w:tc>
+          <w:tcPr>
+            <w:tcW w:type="dxa" w:w="3022"/>
+          </w:tcPr>
+          <w:p>
+            <w:pPr>
+              <w:spacing w:before="40" w:after="40" w:line="288" w:lineRule="auto"/>
+            </w:pPr>
+            <w:r/>
+            <w:r>
+              <w:rPr>
+                <w:rFonts w:ascii="Microsoft YaHei" w:hAnsi="Microsoft YaHei"/>
+                <w:sz w:val="18"/>
+              </w:rPr>
+              <w:t xml:space="preserve">较前日 </w:t>
+            </w:r>
+            <w:r>
+              <w:rPr>
+                <w:rFonts w:ascii="Microsoft YaHei" w:hAnsi="Microsoft YaHei"/>
+                <w:b/>
+                <w:color w:val="1A1A1A"/>
+                <w:sz w:val="18"/>
+              </w:rPr>
+              <w:t>-0.88%</w:t>
             </w:r>
           </w:p>
         </w:tc>
@@ -1683,26 +1787,7 @@
                 <w:rFonts w:ascii="Microsoft YaHei" w:hAnsi="Microsoft YaHei"/>
                 <w:sz w:val="18"/>
               </w:rPr>
-              <w:t>MA10（6.97元）</w:t>
-            </w:r>
-          </w:p>
-        </w:tc>
-        <w:tc>
-          <w:tcPr>
-            <w:tcW w:type="dxa" w:w="3022"/>
-            <w:shd w:fill="F8F9FA" w:val="clear"/>
-          </w:tcPr>
-          <w:p>
-            <w:pPr>
-              <w:spacing w:before="40" w:after="40" w:line="288" w:lineRule="auto"/>
-            </w:pPr>
-            <w:r/>
-            <w:r>
-              <w:rPr>
-                <w:rFonts w:ascii="Microsoft YaHei" w:hAnsi="Microsoft YaHei"/>
-                <w:sz w:val="18"/>
-              </w:rPr>
-              <w:t>价格在其上方</w:t>
+              <w:t>融券余额</w:t>
             </w:r>
           </w:p>
         </w:tc>
@@ -1723,86 +1808,7 @@
                 <w:color w:val="1A1A1A"/>
                 <w:sz w:val="18"/>
               </w:rPr>
-              <w:t>+1.1%</w:t>
-            </w:r>
-          </w:p>
-        </w:tc>
-      </w:tr>
-      <w:tr>
-        <w:tc>
-          <w:tcPr>
-            <w:tcW w:type="dxa" w:w="3022"/>
-          </w:tcPr>
-          <w:p>
-            <w:pPr>
-              <w:spacing w:before="40" w:after="40" w:line="288" w:lineRule="auto"/>
-            </w:pPr>
-            <w:r/>
-            <w:r>
-              <w:rPr>
-                <w:rFonts w:ascii="Microsoft YaHei" w:hAnsi="Microsoft YaHei"/>
-                <w:sz w:val="18"/>
-              </w:rPr>
-              <w:t>MA20/布林中轨（6.84元）</w:t>
-            </w:r>
-          </w:p>
-        </w:tc>
-        <w:tc>
-          <w:tcPr>
-            <w:tcW w:type="dxa" w:w="3022"/>
-          </w:tcPr>
-          <w:p>
-            <w:pPr>
-              <w:spacing w:before="40" w:after="40" w:line="288" w:lineRule="auto"/>
-            </w:pPr>
-            <w:r/>
-            <w:r>
-              <w:rPr>
-                <w:rFonts w:ascii="Microsoft YaHei" w:hAnsi="Microsoft YaHei"/>
-                <w:sz w:val="18"/>
-              </w:rPr>
-              <w:t>价格在其上方</w:t>
-            </w:r>
-          </w:p>
-        </w:tc>
-        <w:tc>
-          <w:tcPr>
-            <w:tcW w:type="dxa" w:w="3022"/>
-          </w:tcPr>
-          <w:p>
-            <w:pPr>
-              <w:spacing w:before="40" w:after="40" w:line="288" w:lineRule="auto"/>
-            </w:pPr>
-            <w:r/>
-            <w:r>
-              <w:rPr>
-                <w:rFonts w:ascii="Microsoft YaHei" w:hAnsi="Microsoft YaHei"/>
-                <w:b/>
-                <w:color w:val="1A1A1A"/>
-                <w:sz w:val="18"/>
-              </w:rPr>
-              <w:t>+3.1%</w:t>
-            </w:r>
-          </w:p>
-        </w:tc>
-      </w:tr>
-      <w:tr>
-        <w:tc>
-          <w:tcPr>
-            <w:tcW w:type="dxa" w:w="3022"/>
-            <w:shd w:fill="F8F9FA" w:val="clear"/>
-          </w:tcPr>
-          <w:p>
-            <w:pPr>
-              <w:spacing w:before="40" w:after="40" w:line="288" w:lineRule="auto"/>
-            </w:pPr>
-            <w:r/>
-            <w:r>
-              <w:rPr>
-                <w:rFonts w:ascii="Microsoft YaHei" w:hAnsi="Microsoft YaHei"/>
-                <w:sz w:val="18"/>
-              </w:rPr>
-              <w:t>布林带上轨（7.18元）</w:t>
+              <w:t>0.00亿元</w:t>
             </w:r>
           </w:p>
         </w:tc>
@@ -1821,82 +1827,16 @@
                 <w:rFonts w:ascii="Microsoft YaHei" w:hAnsi="Microsoft YaHei"/>
                 <w:sz w:val="18"/>
               </w:rPr>
-              <w:t>距当前价约1.8%</w:t>
+              <w:t xml:space="preserve">较前日 </w:t>
             </w:r>
-          </w:p>
-        </w:tc>
-        <w:tc>
-          <w:tcPr>
-            <w:tcW w:type="dxa" w:w="3022"/>
-            <w:shd w:fill="F8F9FA" w:val="clear"/>
-          </w:tcPr>
-          <w:p>
-            <w:pPr>
-              <w:spacing w:before="40" w:after="40" w:line="288" w:lineRule="auto"/>
-            </w:pPr>
-            <w:r/>
             <w:r>
               <w:rPr>
                 <w:rFonts w:ascii="Microsoft YaHei" w:hAnsi="Microsoft YaHei"/>
+                <w:b/>
+                <w:color w:val="1A1A1A"/>
                 <w:sz w:val="18"/>
               </w:rPr>
-              <w:t>—</w:t>
-            </w:r>
-          </w:p>
-        </w:tc>
-      </w:tr>
-      <w:tr>
-        <w:tc>
-          <w:tcPr>
-            <w:tcW w:type="dxa" w:w="3022"/>
-          </w:tcPr>
-          <w:p>
-            <w:pPr>
-              <w:spacing w:before="40" w:after="40" w:line="288" w:lineRule="auto"/>
-            </w:pPr>
-            <w:r/>
-            <w:r>
-              <w:rPr>
-                <w:rFonts w:ascii="Microsoft YaHei" w:hAnsi="Microsoft YaHei"/>
-                <w:sz w:val="18"/>
-              </w:rPr>
-              <w:t>布林带下轨（6.50元）</w:t>
-            </w:r>
-          </w:p>
-        </w:tc>
-        <w:tc>
-          <w:tcPr>
-            <w:tcW w:type="dxa" w:w="3022"/>
-          </w:tcPr>
-          <w:p>
-            <w:pPr>
-              <w:spacing w:before="40" w:after="40" w:line="288" w:lineRule="auto"/>
-            </w:pPr>
-            <w:r/>
-            <w:r>
-              <w:rPr>
-                <w:rFonts w:ascii="Microsoft YaHei" w:hAnsi="Microsoft YaHei"/>
-                <w:sz w:val="18"/>
-              </w:rPr>
-              <w:t>距当前价约7.8%</w:t>
-            </w:r>
-          </w:p>
-        </w:tc>
-        <w:tc>
-          <w:tcPr>
-            <w:tcW w:type="dxa" w:w="3022"/>
-          </w:tcPr>
-          <w:p>
-            <w:pPr>
-              <w:spacing w:before="40" w:after="40" w:line="288" w:lineRule="auto"/>
-            </w:pPr>
-            <w:r/>
-            <w:r>
-              <w:rPr>
-                <w:rFonts w:ascii="Microsoft YaHei" w:hAnsi="Microsoft YaHei"/>
-                <w:sz w:val="18"/>
-              </w:rPr>
-              <w:t>—</w:t>
+              <w:t>+1.83%</w:t>
             </w:r>
           </w:p>
         </w:tc>
@@ -1908,35 +1848,7 @@
         <w:rPr>
           <w:rFonts w:ascii="Microsoft YaHei" w:hAnsi="Microsoft YaHei"/>
         </w:rPr>
-        <w:t>从均线系统来看，中青旅股价目前</w:t>
-      </w:r>
-      <w:r>
-        <w:rPr>
-          <w:rFonts w:ascii="Microsoft YaHei" w:hAnsi="Microsoft YaHei"/>
-          <w:b/>
-          <w:color w:val="1A1A1A"/>
-        </w:rPr>
-        <w:t>站上MA5、MA10及MA20三条均线</w:t>
-      </w:r>
-      <w:r>
-        <w:rPr>
-          <w:rFonts w:ascii="Microsoft YaHei" w:hAnsi="Microsoft YaHei"/>
-        </w:rPr>
-        <w:t>，均线呈现多头排列雏形。布林带方面，价格位于中轨（6.84元）与上轨（7.18元）之间，偏离中轨幅度约</w:t>
-      </w:r>
-      <w:r>
-        <w:rPr>
-          <w:rFonts w:ascii="Microsoft YaHei" w:hAnsi="Microsoft YaHei"/>
-          <w:b/>
-          <w:color w:val="1A1A1A"/>
-        </w:rPr>
-        <w:t>3.1%</w:t>
-      </w:r>
-      <w:r>
-        <w:rPr>
-          <w:rFonts w:ascii="Microsoft YaHei" w:hAnsi="Microsoft YaHei"/>
-        </w:rPr>
-        <w:t>，尚未触及上轨压力。若午后能放量突破7.15元前高乃至7.18元布林上轨，则短线空间有望进一步打开；反之，若回踩MA10（6.97元）甚至MA20（6.84元），将是短期支撑测试位。</w:t>
+        <w:t>融资余额小幅下降，显示融资客短期在减仓；融券余额极低，做空力量微弱。</w:t>
       </w:r>
     </w:p>
     <w:p>
@@ -1961,29 +1873,21 @@
           <w:color w:val="1A1A1A"/>
           <w:sz w:val="28"/>
         </w:rPr>
-        <w:t>板块关联</w:t>
+        <w:t>技术面</w:t>
       </w:r>
     </w:p>
     <w:p>
-      <w:r>
-        <w:rPr>
-          <w:rFonts w:ascii="Microsoft YaHei" w:hAnsi="Microsoft YaHei"/>
-        </w:rPr>
-        <w:t>中青旅所属多个概念及行业板块今日整体承压，但个股在板块内排名</w:t>
-      </w:r>
+      <w:pPr>
+        <w:spacing w:before="280" w:after="80" w:line="312" w:lineRule="auto"/>
+      </w:pPr>
       <w:r>
         <w:rPr>
           <w:rFonts w:ascii="Microsoft YaHei" w:hAnsi="Microsoft YaHei"/>
           <w:b/>
-          <w:color w:val="1A1A1A"/>
+          <w:color w:val="333333"/>
+          <w:sz w:val="24"/>
         </w:rPr>
-        <w:t>相对靠前</w:t>
-      </w:r>
-      <w:r>
-        <w:rPr>
-          <w:rFonts w:ascii="Microsoft YaHei" w:hAnsi="Microsoft YaHei"/>
-        </w:rPr>
-        <w:t>：</w:t>
+        <w:t>均线系统</w:t>
       </w:r>
     </w:p>
     <w:tbl>
@@ -2017,7 +1921,7 @@
                 <w:color w:val="1A1A1A"/>
                 <w:sz w:val="18"/>
               </w:rPr>
-              <w:t>板块类别</w:t>
+              <w:t>均线</w:t>
             </w:r>
           </w:p>
         </w:tc>
@@ -2038,7 +1942,7 @@
                 <w:color w:val="1A1A1A"/>
                 <w:sz w:val="18"/>
               </w:rPr>
-              <w:t>涨跌幅</w:t>
+              <w:t>价格</w:t>
             </w:r>
           </w:p>
         </w:tc>
@@ -2059,7 +1963,7 @@
                 <w:color w:val="1A1A1A"/>
                 <w:sz w:val="18"/>
               </w:rPr>
-              <w:t>板块内排名</w:t>
+              <w:t>当前价偏离度</w:t>
             </w:r>
           </w:p>
         </w:tc>
@@ -2079,7 +1983,7 @@
                 <w:rFonts w:ascii="Microsoft YaHei" w:hAnsi="Microsoft YaHei"/>
                 <w:sz w:val="18"/>
               </w:rPr>
-              <w:t>消费者服务（700327.TI）</w:t>
+              <w:t>MA5</w:t>
             </w:r>
           </w:p>
         </w:tc>
@@ -2099,7 +2003,7 @@
                 <w:color w:val="1A1A1A"/>
                 <w:sz w:val="18"/>
               </w:rPr>
-              <w:t>-1.46%</w:t>
+              <w:t>6.96元</w:t>
             </w:r>
           </w:p>
         </w:tc>
@@ -2115,9 +2019,18 @@
             <w:r>
               <w:rPr>
                 <w:rFonts w:ascii="Microsoft YaHei" w:hAnsi="Microsoft YaHei"/>
+                <w:b/>
+                <w:color w:val="1A1A1A"/>
                 <w:sz w:val="18"/>
               </w:rPr>
-              <w:t>12/52</w:t>
+              <w:t>+1.3%</w:t>
+            </w:r>
+            <w:r>
+              <w:rPr>
+                <w:rFonts w:ascii="Microsoft YaHei" w:hAnsi="Microsoft YaHei"/>
+                <w:sz w:val="18"/>
+              </w:rPr>
+              <w:t>（上方）</w:t>
             </w:r>
           </w:p>
         </w:tc>
@@ -2138,7 +2051,7 @@
                 <w:rFonts w:ascii="Microsoft YaHei" w:hAnsi="Microsoft YaHei"/>
                 <w:sz w:val="18"/>
               </w:rPr>
-              <w:t>酒店、餐馆与休闲（700386.TI）</w:t>
+              <w:t>MA10</w:t>
             </w:r>
           </w:p>
         </w:tc>
@@ -2159,105 +2072,7 @@
                 <w:color w:val="1A1A1A"/>
                 <w:sz w:val="18"/>
               </w:rPr>
-              <w:t>-1.28%</w:t>
-            </w:r>
-          </w:p>
-        </w:tc>
-        <w:tc>
-          <w:tcPr>
-            <w:tcW w:type="dxa" w:w="3022"/>
-            <w:shd w:fill="F8F9FA" w:val="clear"/>
-          </w:tcPr>
-          <w:p>
-            <w:pPr>
-              <w:spacing w:before="40" w:after="40" w:line="288" w:lineRule="auto"/>
-            </w:pPr>
-            <w:r/>
-            <w:r>
-              <w:rPr>
-                <w:rFonts w:ascii="Microsoft YaHei" w:hAnsi="Microsoft YaHei"/>
-                <w:sz w:val="18"/>
-              </w:rPr>
-              <w:t>11/38</w:t>
-            </w:r>
-          </w:p>
-        </w:tc>
-      </w:tr>
-      <w:tr>
-        <w:tc>
-          <w:tcPr>
-            <w:tcW w:type="dxa" w:w="3022"/>
-          </w:tcPr>
-          <w:p>
-            <w:pPr>
-              <w:spacing w:before="40" w:after="40" w:line="288" w:lineRule="auto"/>
-            </w:pPr>
-            <w:r/>
-            <w:r>
-              <w:rPr>
-                <w:rFonts w:ascii="Microsoft YaHei" w:hAnsi="Microsoft YaHei"/>
-                <w:sz w:val="18"/>
-              </w:rPr>
-              <w:t>酒店、度假村与豪华游轮（700514.TI）</w:t>
-            </w:r>
-          </w:p>
-        </w:tc>
-        <w:tc>
-          <w:tcPr>
-            <w:tcW w:type="dxa" w:w="3022"/>
-          </w:tcPr>
-          <w:p>
-            <w:pPr>
-              <w:spacing w:before="40" w:after="40" w:line="288" w:lineRule="auto"/>
-            </w:pPr>
-            <w:r/>
-            <w:r>
-              <w:rPr>
-                <w:rFonts w:ascii="Microsoft YaHei" w:hAnsi="Microsoft YaHei"/>
-                <w:b/>
-                <w:color w:val="1A1A1A"/>
-                <w:sz w:val="18"/>
-              </w:rPr>
-              <w:t>-1.12%</w:t>
-            </w:r>
-          </w:p>
-        </w:tc>
-        <w:tc>
-          <w:tcPr>
-            <w:tcW w:type="dxa" w:w="3022"/>
-          </w:tcPr>
-          <w:p>
-            <w:pPr>
-              <w:spacing w:before="40" w:after="40" w:line="288" w:lineRule="auto"/>
-            </w:pPr>
-            <w:r/>
-            <w:r>
-              <w:rPr>
-                <w:rFonts w:ascii="Microsoft YaHei" w:hAnsi="Microsoft YaHei"/>
-                <w:sz w:val="18"/>
-              </w:rPr>
-              <w:t>9/28</w:t>
-            </w:r>
-          </w:p>
-        </w:tc>
-      </w:tr>
-      <w:tr>
-        <w:tc>
-          <w:tcPr>
-            <w:tcW w:type="dxa" w:w="3022"/>
-            <w:shd w:fill="F8F9FA" w:val="clear"/>
-          </w:tcPr>
-          <w:p>
-            <w:pPr>
-              <w:spacing w:before="40" w:after="40" w:line="288" w:lineRule="auto"/>
-            </w:pPr>
-            <w:r/>
-            <w:r>
-              <w:rPr>
-                <w:rFonts w:ascii="Microsoft YaHei" w:hAnsi="Microsoft YaHei"/>
-                <w:sz w:val="18"/>
-              </w:rPr>
-              <w:t>旅游概念（885497.TI）</w:t>
+              <w:t>6.97元</w:t>
             </w:r>
           </w:p>
         </w:tc>
@@ -2278,14 +2093,22 @@
                 <w:color w:val="1A1A1A"/>
                 <w:sz w:val="18"/>
               </w:rPr>
-              <w:t>-1.47%</w:t>
+              <w:t>+1.1%</w:t>
+            </w:r>
+            <w:r>
+              <w:rPr>
+                <w:rFonts w:ascii="Microsoft YaHei" w:hAnsi="Microsoft YaHei"/>
+                <w:sz w:val="18"/>
+              </w:rPr>
+              <w:t>（上方）</w:t>
             </w:r>
           </w:p>
         </w:tc>
+      </w:tr>
+      <w:tr>
         <w:tc>
           <w:tcPr>
             <w:tcW w:type="dxa" w:w="3022"/>
-            <w:shd w:fill="F8F9FA" w:val="clear"/>
           </w:tcPr>
           <w:p>
             <w:pPr>
@@ -2297,7 +2120,54 @@
                 <w:rFonts w:ascii="Microsoft YaHei" w:hAnsi="Microsoft YaHei"/>
                 <w:sz w:val="18"/>
               </w:rPr>
-              <w:t>54/150</w:t>
+              <w:t>MA20 / 布林中轨</w:t>
+            </w:r>
+          </w:p>
+        </w:tc>
+        <w:tc>
+          <w:tcPr>
+            <w:tcW w:type="dxa" w:w="3022"/>
+          </w:tcPr>
+          <w:p>
+            <w:pPr>
+              <w:spacing w:before="40" w:after="40" w:line="288" w:lineRule="auto"/>
+            </w:pPr>
+            <w:r/>
+            <w:r>
+              <w:rPr>
+                <w:rFonts w:ascii="Microsoft YaHei" w:hAnsi="Microsoft YaHei"/>
+                <w:b/>
+                <w:color w:val="1A1A1A"/>
+                <w:sz w:val="18"/>
+              </w:rPr>
+              <w:t>6.84元</w:t>
+            </w:r>
+          </w:p>
+        </w:tc>
+        <w:tc>
+          <w:tcPr>
+            <w:tcW w:type="dxa" w:w="3022"/>
+          </w:tcPr>
+          <w:p>
+            <w:pPr>
+              <w:spacing w:before="40" w:after="40" w:line="288" w:lineRule="auto"/>
+            </w:pPr>
+            <w:r/>
+            <w:r>
+              <w:rPr>
+                <w:rFonts w:ascii="Microsoft YaHei" w:hAnsi="Microsoft YaHei"/>
+                <w:b/>
+                <w:color w:val="1A1A1A"/>
+                <w:sz w:val="18"/>
+              </w:rPr>
+              <w:t>+3.1%</w:t>
+            </w:r>
+            <w:r>
+              <w:rPr>
+                <w:rFonts w:ascii="Microsoft YaHei" w:hAnsi="Microsoft YaHei"/>
+                <w:sz w:val="18"/>
+              </w:rPr>
+              <w:t>（上方）</w:t>
             </w:r>
           </w:p>
         </w:tc>
@@ -2308,16 +2178,8 @@
       <w:r>
         <w:rPr>
           <w:rFonts w:ascii="Microsoft YaHei" w:hAnsi="Microsoft YaHei"/>
-          <w:b/>
-          <w:color w:val="1A1A1A"/>
         </w:rPr>
-        <w:t>亮点</w:t>
-      </w:r>
-      <w:r>
-        <w:rPr>
-          <w:rFonts w:ascii="Microsoft YaHei" w:hAnsi="Microsoft YaHei"/>
-        </w:rPr>
-        <w:t>：消费者服务板块中，中国中免（+3.35%）、锦江酒店（+3.15%）、首旅酒店（+2.58%）领涨，反映出</w:t>
+        <w:t xml:space="preserve">当前价 </w:t>
       </w:r>
       <w:r>
         <w:rPr>
@@ -2325,13 +2187,13 @@
           <w:b/>
           <w:color w:val="1A1A1A"/>
         </w:rPr>
-        <w:t>消费服务龙头股已率先企稳反弹</w:t>
+        <w:t>7.05元</w:t>
       </w:r>
       <w:r>
         <w:rPr>
           <w:rFonts w:ascii="Microsoft YaHei" w:hAnsi="Microsoft YaHei"/>
         </w:rPr>
-        <w:t>。中青旅虽涨幅不大（+0.14%），但在板块普跌背景下逆势收红，表现出一定的</w:t>
+        <w:t xml:space="preserve"> 站于MA5、MA10、MA20 </w:t>
       </w:r>
       <w:r>
         <w:rPr>
@@ -2339,46 +2201,27 @@
           <w:b/>
           <w:color w:val="1A1A1A"/>
         </w:rPr>
-        <w:t>抗跌属性</w:t>
+        <w:t>三条均线之上</w:t>
       </w:r>
       <w:r>
         <w:rPr>
           <w:rFonts w:ascii="Microsoft YaHei" w:hAnsi="Microsoft YaHei"/>
         </w:rPr>
-        <w:t>。旅游概念板块整体下跌1.47%，中青旅排名54/150，处于板块中上游水平。</w:t>
-      </w:r>
-    </w:p>
-    <w:p>
-      <w:r>
-        <w:rPr>
-          <w:rFonts w:ascii="Microsoft YaHei" w:hAnsi="Microsoft YaHei"/>
-        </w:rPr>
-        <w:t>教育产业板块今日小幅上涨（+0.58%），主要受国务院《教育发展"十五五"规划》政策催化，但中青旅教育业务占比较小，此主题联动性有限。</w:t>
+        <w:t>，短期均线呈多头排列，技术上偏多。</w:t>
       </w:r>
     </w:p>
     <w:p>
       <w:pPr>
-        <w:spacing w:before="240" w:after="240"/>
-        <w:pBdr>
-          <w:bottom w:val="single" w:sz="4" w:space="1" w:color="D0D7DE"/>
-        </w:pBdr>
-      </w:pPr>
-    </w:p>
-    <w:p>
-      <w:pPr>
-        <w:spacing w:before="360" w:after="80" w:line="288" w:lineRule="auto"/>
-        <w:pBdr>
-          <w:bottom w:val="single" w:sz="4" w:space="4" w:color="D0D7DE"/>
-        </w:pBdr>
+        <w:spacing w:before="280" w:after="80" w:line="312" w:lineRule="auto"/>
       </w:pPr>
       <w:r>
         <w:rPr>
           <w:rFonts w:ascii="Microsoft YaHei" w:hAnsi="Microsoft YaHei"/>
           <w:b/>
-          <w:color w:val="1A1A1A"/>
-          <w:sz w:val="28"/>
+          <w:color w:val="333333"/>
+          <w:sz w:val="24"/>
         </w:rPr>
-        <w:t>综合研判</w:t>
+        <w:t>布林带</w:t>
       </w:r>
     </w:p>
     <w:tbl>
@@ -2411,13 +2254,994 @@
                 <w:color w:val="1A1A1A"/>
                 <w:sz w:val="18"/>
               </w:rPr>
+              <w:t>指标</w:t>
+            </w:r>
+          </w:p>
+        </w:tc>
+        <w:tc>
+          <w:tcPr>
+            <w:tcW w:type="dxa" w:w="4533"/>
+            <w:shd w:fill="F6F8FA" w:val="clear"/>
+          </w:tcPr>
+          <w:p>
+            <w:pPr>
+              <w:spacing w:before="40" w:after="40" w:line="288" w:lineRule="auto"/>
+            </w:pPr>
+            <w:r/>
+            <w:r>
+              <w:rPr>
+                <w:rFonts w:ascii="Microsoft YaHei" w:hAnsi="Microsoft YaHei"/>
+                <w:b/>
+                <w:color w:val="1A1A1A"/>
+                <w:sz w:val="18"/>
+              </w:rPr>
+              <w:t>数值</w:t>
+            </w:r>
+          </w:p>
+        </w:tc>
+      </w:tr>
+      <w:tr>
+        <w:tc>
+          <w:tcPr>
+            <w:tcW w:type="dxa" w:w="4533"/>
+          </w:tcPr>
+          <w:p>
+            <w:pPr>
+              <w:spacing w:before="40" w:after="40" w:line="288" w:lineRule="auto"/>
+            </w:pPr>
+            <w:r/>
+            <w:r>
+              <w:rPr>
+                <w:rFonts w:ascii="Microsoft YaHei" w:hAnsi="Microsoft YaHei"/>
+                <w:sz w:val="18"/>
+              </w:rPr>
+              <w:t>上轨</w:t>
+            </w:r>
+          </w:p>
+        </w:tc>
+        <w:tc>
+          <w:tcPr>
+            <w:tcW w:type="dxa" w:w="4533"/>
+          </w:tcPr>
+          <w:p>
+            <w:pPr>
+              <w:spacing w:before="40" w:after="40" w:line="288" w:lineRule="auto"/>
+            </w:pPr>
+            <w:r/>
+            <w:r>
+              <w:rPr>
+                <w:rFonts w:ascii="Microsoft YaHei" w:hAnsi="Microsoft YaHei"/>
+                <w:b/>
+                <w:color w:val="1A1A1A"/>
+                <w:sz w:val="18"/>
+              </w:rPr>
+              <w:t>7.18元</w:t>
+            </w:r>
+          </w:p>
+        </w:tc>
+      </w:tr>
+      <w:tr>
+        <w:tc>
+          <w:tcPr>
+            <w:tcW w:type="dxa" w:w="4533"/>
+            <w:shd w:fill="F8F9FA" w:val="clear"/>
+          </w:tcPr>
+          <w:p>
+            <w:pPr>
+              <w:spacing w:before="40" w:after="40" w:line="288" w:lineRule="auto"/>
+            </w:pPr>
+            <w:r/>
+            <w:r>
+              <w:rPr>
+                <w:rFonts w:ascii="Microsoft YaHei" w:hAnsi="Microsoft YaHei"/>
+                <w:sz w:val="18"/>
+              </w:rPr>
+              <w:t>中轨（MA20）</w:t>
+            </w:r>
+          </w:p>
+        </w:tc>
+        <w:tc>
+          <w:tcPr>
+            <w:tcW w:type="dxa" w:w="4533"/>
+            <w:shd w:fill="F8F9FA" w:val="clear"/>
+          </w:tcPr>
+          <w:p>
+            <w:pPr>
+              <w:spacing w:before="40" w:after="40" w:line="288" w:lineRule="auto"/>
+            </w:pPr>
+            <w:r/>
+            <w:r>
+              <w:rPr>
+                <w:rFonts w:ascii="Microsoft YaHei" w:hAnsi="Microsoft YaHei"/>
+                <w:b/>
+                <w:color w:val="1A1A1A"/>
+                <w:sz w:val="18"/>
+              </w:rPr>
+              <w:t>6.84元</w:t>
+            </w:r>
+          </w:p>
+        </w:tc>
+      </w:tr>
+      <w:tr>
+        <w:tc>
+          <w:tcPr>
+            <w:tcW w:type="dxa" w:w="4533"/>
+          </w:tcPr>
+          <w:p>
+            <w:pPr>
+              <w:spacing w:before="40" w:after="40" w:line="288" w:lineRule="auto"/>
+            </w:pPr>
+            <w:r/>
+            <w:r>
+              <w:rPr>
+                <w:rFonts w:ascii="Microsoft YaHei" w:hAnsi="Microsoft YaHei"/>
+                <w:sz w:val="18"/>
+              </w:rPr>
+              <w:t>下轨</w:t>
+            </w:r>
+          </w:p>
+        </w:tc>
+        <w:tc>
+          <w:tcPr>
+            <w:tcW w:type="dxa" w:w="4533"/>
+          </w:tcPr>
+          <w:p>
+            <w:pPr>
+              <w:spacing w:before="40" w:after="40" w:line="288" w:lineRule="auto"/>
+            </w:pPr>
+            <w:r/>
+            <w:r>
+              <w:rPr>
+                <w:rFonts w:ascii="Microsoft YaHei" w:hAnsi="Microsoft YaHei"/>
+                <w:b/>
+                <w:color w:val="1A1A1A"/>
+                <w:sz w:val="18"/>
+              </w:rPr>
+              <w:t>6.50元</w:t>
+            </w:r>
+          </w:p>
+        </w:tc>
+      </w:tr>
+    </w:tbl>
+    <w:p/>
+    <w:p>
+      <w:pPr>
+        <w:pStyle w:val="ListBullet"/>
+      </w:pPr>
+      <w:r>
+        <w:rPr>
+          <w:rFonts w:ascii="Microsoft YaHei" w:hAnsi="Microsoft YaHei"/>
+        </w:rPr>
+        <w:t xml:space="preserve">当前价 </w:t>
+      </w:r>
+      <w:r>
+        <w:rPr>
+          <w:rFonts w:ascii="Microsoft YaHei" w:hAnsi="Microsoft YaHei"/>
+          <w:b/>
+          <w:color w:val="1A1A1A"/>
+        </w:rPr>
+        <w:t>7.05元</w:t>
+      </w:r>
+      <w:r>
+        <w:rPr>
+          <w:rFonts w:ascii="Microsoft YaHei" w:hAnsi="Microsoft YaHei"/>
+        </w:rPr>
+        <w:t xml:space="preserve"> 位于布林带</w:t>
+      </w:r>
+      <w:r>
+        <w:rPr>
+          <w:rFonts w:ascii="Microsoft YaHei" w:hAnsi="Microsoft YaHei"/>
+          <w:b/>
+          <w:color w:val="1A1A1A"/>
+        </w:rPr>
+        <w:t>中轨与上轨之间</w:t>
+      </w:r>
+      <w:r>
+        <w:rPr>
+          <w:rFonts w:ascii="Microsoft YaHei" w:hAnsi="Microsoft YaHei"/>
+        </w:rPr>
+        <w:t>，处于偏强区域</w:t>
+      </w:r>
+    </w:p>
+    <w:p>
+      <w:pPr>
+        <w:pStyle w:val="ListBullet"/>
+      </w:pPr>
+      <w:r>
+        <w:rPr>
+          <w:rFonts w:ascii="Microsoft YaHei" w:hAnsi="Microsoft YaHei"/>
+        </w:rPr>
+        <w:t xml:space="preserve">距上轨 </w:t>
+      </w:r>
+      <w:r>
+        <w:rPr>
+          <w:rFonts w:ascii="Microsoft YaHei" w:hAnsi="Microsoft YaHei"/>
+          <w:b/>
+          <w:color w:val="1A1A1A"/>
+        </w:rPr>
+        <w:t>7.18元</w:t>
+      </w:r>
+      <w:r>
+        <w:rPr>
+          <w:rFonts w:ascii="Microsoft YaHei" w:hAnsi="Microsoft YaHei"/>
+        </w:rPr>
+        <w:t xml:space="preserve"> 仅 </w:t>
+      </w:r>
+      <w:r>
+        <w:rPr>
+          <w:rFonts w:ascii="Microsoft YaHei" w:hAnsi="Microsoft YaHei"/>
+          <w:b/>
+          <w:color w:val="1A1A1A"/>
+        </w:rPr>
+        <w:t>1.8%</w:t>
+      </w:r>
+      <w:r>
+        <w:rPr>
+          <w:rFonts w:ascii="Microsoft YaHei" w:hAnsi="Microsoft YaHei"/>
+        </w:rPr>
+        <w:t xml:space="preserve"> 空间，上方压力较为明确</w:t>
+      </w:r>
+    </w:p>
+    <w:p>
+      <w:pPr>
+        <w:pStyle w:val="ListBullet"/>
+      </w:pPr>
+      <w:r>
+        <w:rPr>
+          <w:rFonts w:ascii="Microsoft YaHei" w:hAnsi="Microsoft YaHei"/>
+        </w:rPr>
+        <w:t xml:space="preserve">今日盘中最高 </w:t>
+      </w:r>
+      <w:r>
+        <w:rPr>
+          <w:rFonts w:ascii="Microsoft YaHei" w:hAnsi="Microsoft YaHei"/>
+          <w:b/>
+          <w:color w:val="1A1A1A"/>
+        </w:rPr>
+        <w:t>7.15元</w:t>
+      </w:r>
+      <w:r>
+        <w:rPr>
+          <w:rFonts w:ascii="Microsoft YaHei" w:hAnsi="Microsoft YaHei"/>
+        </w:rPr>
+        <w:t xml:space="preserve"> 已接近上轨位置，随后回落，印证了上轨的压力</w:t>
+      </w:r>
+    </w:p>
+    <w:p>
+      <w:r>
+        <w:rPr>
+          <w:rFonts w:ascii="Microsoft YaHei" w:hAnsi="Microsoft YaHei"/>
+          <w:b/>
+          <w:color w:val="1A1A1A"/>
+        </w:rPr>
+        <w:t>技术研判</w:t>
+      </w:r>
+      <w:r>
+        <w:rPr>
+          <w:rFonts w:ascii="Microsoft YaHei" w:hAnsi="Microsoft YaHei"/>
+        </w:rPr>
+        <w:t>：短期偏多，但已逼近布林上轨压力区，若无增量资金接力，继续向上突破的难度较大。</w:t>
+      </w:r>
+    </w:p>
+    <w:p>
+      <w:pPr>
+        <w:spacing w:before="240" w:after="240"/>
+        <w:pBdr>
+          <w:bottom w:val="single" w:sz="4" w:space="1" w:color="D0D7DE"/>
+        </w:pBdr>
+      </w:pPr>
+    </w:p>
+    <w:p>
+      <w:pPr>
+        <w:spacing w:before="360" w:after="80" w:line="288" w:lineRule="auto"/>
+        <w:pBdr>
+          <w:bottom w:val="single" w:sz="4" w:space="4" w:color="D0D7DE"/>
+        </w:pBdr>
+      </w:pPr>
+      <w:r>
+        <w:rPr>
+          <w:rFonts w:ascii="Microsoft YaHei" w:hAnsi="Microsoft YaHei"/>
+          <w:b/>
+          <w:color w:val="1A1A1A"/>
+          <w:sz w:val="28"/>
+        </w:rPr>
+        <w:t>板块关联</w:t>
+      </w:r>
+    </w:p>
+    <w:p>
+      <w:pPr>
+        <w:spacing w:before="280" w:after="80" w:line="312" w:lineRule="auto"/>
+      </w:pPr>
+      <w:r>
+        <w:rPr>
+          <w:rFonts w:ascii="Microsoft YaHei" w:hAnsi="Microsoft YaHei"/>
+          <w:b/>
+          <w:color w:val="333333"/>
+          <w:sz w:val="24"/>
+        </w:rPr>
+        <w:t>所属板块表现一览</w:t>
+      </w:r>
+    </w:p>
+    <w:tbl>
+      <w:tblPr>
+        <w:tblStyle w:val="TableGrid"/>
+        <w:tblW w:type="auto" w:w="0"/>
+        <w:jc w:val="center"/>
+        <w:tblLayout w:type="autofit"/>
+        <w:tblLook w:firstColumn="1" w:firstRow="1" w:lastColumn="0" w:lastRow="0" w:noHBand="0" w:noVBand="1" w:val="04A0"/>
+      </w:tblPr>
+      <w:tblGrid>
+        <w:gridCol w:w="2266"/>
+        <w:gridCol w:w="2266"/>
+        <w:gridCol w:w="2266"/>
+        <w:gridCol w:w="2266"/>
+      </w:tblGrid>
+      <w:tr>
+        <w:tc>
+          <w:tcPr>
+            <w:tcW w:type="dxa" w:w="2266"/>
+            <w:shd w:fill="F6F8FA" w:val="clear"/>
+          </w:tcPr>
+          <w:p>
+            <w:pPr>
+              <w:spacing w:before="40" w:after="40" w:line="288" w:lineRule="auto"/>
+            </w:pPr>
+            <w:r/>
+            <w:r>
+              <w:rPr>
+                <w:rFonts w:ascii="Microsoft YaHei" w:hAnsi="Microsoft YaHei"/>
+                <w:b/>
+                <w:color w:val="1A1A1A"/>
+                <w:sz w:val="18"/>
+              </w:rPr>
+              <w:t>板块名称</w:t>
+            </w:r>
+          </w:p>
+        </w:tc>
+        <w:tc>
+          <w:tcPr>
+            <w:tcW w:type="dxa" w:w="2266"/>
+            <w:shd w:fill="F6F8FA" w:val="clear"/>
+          </w:tcPr>
+          <w:p>
+            <w:pPr>
+              <w:spacing w:before="40" w:after="40" w:line="288" w:lineRule="auto"/>
+            </w:pPr>
+            <w:r/>
+            <w:r>
+              <w:rPr>
+                <w:rFonts w:ascii="Microsoft YaHei" w:hAnsi="Microsoft YaHei"/>
+                <w:b/>
+                <w:color w:val="1A1A1A"/>
+                <w:sz w:val="18"/>
+              </w:rPr>
+              <w:t>板块涨跌幅</w:t>
+            </w:r>
+          </w:p>
+        </w:tc>
+        <w:tc>
+          <w:tcPr>
+            <w:tcW w:type="dxa" w:w="2266"/>
+            <w:shd w:fill="F6F8FA" w:val="clear"/>
+          </w:tcPr>
+          <w:p>
+            <w:pPr>
+              <w:spacing w:before="40" w:after="40" w:line="288" w:lineRule="auto"/>
+            </w:pPr>
+            <w:r/>
+            <w:r>
+              <w:rPr>
+                <w:rFonts w:ascii="Microsoft YaHei" w:hAnsi="Microsoft YaHei"/>
+                <w:b/>
+                <w:color w:val="1A1A1A"/>
+                <w:sz w:val="18"/>
+              </w:rPr>
+              <w:t>板块排名</w:t>
+            </w:r>
+          </w:p>
+        </w:tc>
+        <w:tc>
+          <w:tcPr>
+            <w:tcW w:type="dxa" w:w="2266"/>
+            <w:shd w:fill="F6F8FA" w:val="clear"/>
+          </w:tcPr>
+          <w:p>
+            <w:pPr>
+              <w:spacing w:before="40" w:after="40" w:line="288" w:lineRule="auto"/>
+            </w:pPr>
+            <w:r/>
+            <w:r>
+              <w:rPr>
+                <w:rFonts w:ascii="Microsoft YaHei" w:hAnsi="Microsoft YaHei"/>
+                <w:b/>
+                <w:color w:val="1A1A1A"/>
+                <w:sz w:val="18"/>
+              </w:rPr>
+              <w:t>个股板块内排名</w:t>
+            </w:r>
+          </w:p>
+        </w:tc>
+      </w:tr>
+      <w:tr>
+        <w:tc>
+          <w:tcPr>
+            <w:tcW w:type="dxa" w:w="2266"/>
+          </w:tcPr>
+          <w:p>
+            <w:pPr>
+              <w:spacing w:before="40" w:after="40" w:line="288" w:lineRule="auto"/>
+            </w:pPr>
+            <w:r/>
+            <w:r>
+              <w:rPr>
+                <w:rFonts w:ascii="Microsoft YaHei" w:hAnsi="Microsoft YaHei"/>
+                <w:sz w:val="18"/>
+              </w:rPr>
+              <w:t>旅游概念</w:t>
+            </w:r>
+          </w:p>
+        </w:tc>
+        <w:tc>
+          <w:tcPr>
+            <w:tcW w:type="dxa" w:w="2266"/>
+          </w:tcPr>
+          <w:p>
+            <w:pPr>
+              <w:spacing w:before="40" w:after="40" w:line="288" w:lineRule="auto"/>
+            </w:pPr>
+            <w:r/>
+            <w:r>
+              <w:rPr>
+                <w:rFonts w:ascii="Microsoft YaHei" w:hAnsi="Microsoft YaHei"/>
+                <w:b/>
+                <w:color w:val="1A1A1A"/>
+                <w:sz w:val="18"/>
+              </w:rPr>
+              <w:t>-1.47%</w:t>
+            </w:r>
+          </w:p>
+        </w:tc>
+        <w:tc>
+          <w:tcPr>
+            <w:tcW w:type="dxa" w:w="2266"/>
+          </w:tcPr>
+          <w:p>
+            <w:pPr>
+              <w:spacing w:before="40" w:after="40" w:line="288" w:lineRule="auto"/>
+            </w:pPr>
+            <w:r/>
+            <w:r>
+              <w:rPr>
+                <w:rFonts w:ascii="Microsoft YaHei" w:hAnsi="Microsoft YaHei"/>
+                <w:sz w:val="18"/>
+              </w:rPr>
+              <w:t>524/1158</w:t>
+            </w:r>
+          </w:p>
+        </w:tc>
+        <w:tc>
+          <w:tcPr>
+            <w:tcW w:type="dxa" w:w="2266"/>
+          </w:tcPr>
+          <w:p>
+            <w:pPr>
+              <w:spacing w:before="40" w:after="40" w:line="288" w:lineRule="auto"/>
+            </w:pPr>
+            <w:r/>
+            <w:r>
+              <w:rPr>
+                <w:rFonts w:ascii="Microsoft YaHei" w:hAnsi="Microsoft YaHei"/>
+                <w:b/>
+                <w:color w:val="1A1A1A"/>
+                <w:sz w:val="18"/>
+              </w:rPr>
+              <w:t>54/150</w:t>
+            </w:r>
+          </w:p>
+        </w:tc>
+      </w:tr>
+      <w:tr>
+        <w:tc>
+          <w:tcPr>
+            <w:tcW w:type="dxa" w:w="2266"/>
+            <w:shd w:fill="F8F9FA" w:val="clear"/>
+          </w:tcPr>
+          <w:p>
+            <w:pPr>
+              <w:spacing w:before="40" w:after="40" w:line="288" w:lineRule="auto"/>
+            </w:pPr>
+            <w:r/>
+            <w:r>
+              <w:rPr>
+                <w:rFonts w:ascii="Microsoft YaHei" w:hAnsi="Microsoft YaHei"/>
+                <w:sz w:val="18"/>
+              </w:rPr>
+              <w:t>消费者服务(A股)</w:t>
+            </w:r>
+          </w:p>
+        </w:tc>
+        <w:tc>
+          <w:tcPr>
+            <w:tcW w:type="dxa" w:w="2266"/>
+            <w:shd w:fill="F8F9FA" w:val="clear"/>
+          </w:tcPr>
+          <w:p>
+            <w:pPr>
+              <w:spacing w:before="40" w:after="40" w:line="288" w:lineRule="auto"/>
+            </w:pPr>
+            <w:r/>
+            <w:r>
+              <w:rPr>
+                <w:rFonts w:ascii="Microsoft YaHei" w:hAnsi="Microsoft YaHei"/>
+                <w:b/>
+                <w:color w:val="1A1A1A"/>
+                <w:sz w:val="18"/>
+              </w:rPr>
+              <w:t>-1.46%</w:t>
+            </w:r>
+          </w:p>
+        </w:tc>
+        <w:tc>
+          <w:tcPr>
+            <w:tcW w:type="dxa" w:w="2266"/>
+            <w:shd w:fill="F8F9FA" w:val="clear"/>
+          </w:tcPr>
+          <w:p>
+            <w:pPr>
+              <w:spacing w:before="40" w:after="40" w:line="288" w:lineRule="auto"/>
+            </w:pPr>
+            <w:r/>
+            <w:r>
+              <w:rPr>
+                <w:rFonts w:ascii="Microsoft YaHei" w:hAnsi="Microsoft YaHei"/>
+                <w:sz w:val="18"/>
+              </w:rPr>
+              <w:t>521/1158</w:t>
+            </w:r>
+          </w:p>
+        </w:tc>
+        <w:tc>
+          <w:tcPr>
+            <w:tcW w:type="dxa" w:w="2266"/>
+            <w:shd w:fill="F8F9FA" w:val="clear"/>
+          </w:tcPr>
+          <w:p>
+            <w:pPr>
+              <w:spacing w:before="40" w:after="40" w:line="288" w:lineRule="auto"/>
+            </w:pPr>
+            <w:r/>
+            <w:r>
+              <w:rPr>
+                <w:rFonts w:ascii="Microsoft YaHei" w:hAnsi="Microsoft YaHei"/>
+                <w:b/>
+                <w:color w:val="1A1A1A"/>
+                <w:sz w:val="18"/>
+              </w:rPr>
+              <w:t>12/52</w:t>
+            </w:r>
+          </w:p>
+        </w:tc>
+      </w:tr>
+      <w:tr>
+        <w:tc>
+          <w:tcPr>
+            <w:tcW w:type="dxa" w:w="2266"/>
+          </w:tcPr>
+          <w:p>
+            <w:pPr>
+              <w:spacing w:before="40" w:after="40" w:line="288" w:lineRule="auto"/>
+            </w:pPr>
+            <w:r/>
+            <w:r>
+              <w:rPr>
+                <w:rFonts w:ascii="Microsoft YaHei" w:hAnsi="Microsoft YaHei"/>
+                <w:sz w:val="18"/>
+              </w:rPr>
+              <w:t>酒店、餐馆与休闲</w:t>
+            </w:r>
+          </w:p>
+        </w:tc>
+        <w:tc>
+          <w:tcPr>
+            <w:tcW w:type="dxa" w:w="2266"/>
+          </w:tcPr>
+          <w:p>
+            <w:pPr>
+              <w:spacing w:before="40" w:after="40" w:line="288" w:lineRule="auto"/>
+            </w:pPr>
+            <w:r/>
+            <w:r>
+              <w:rPr>
+                <w:rFonts w:ascii="Microsoft YaHei" w:hAnsi="Microsoft YaHei"/>
+                <w:b/>
+                <w:color w:val="1A1A1A"/>
+                <w:sz w:val="18"/>
+              </w:rPr>
+              <w:t>-1.28%</w:t>
+            </w:r>
+          </w:p>
+        </w:tc>
+        <w:tc>
+          <w:tcPr>
+            <w:tcW w:type="dxa" w:w="2266"/>
+          </w:tcPr>
+          <w:p>
+            <w:pPr>
+              <w:spacing w:before="40" w:after="40" w:line="288" w:lineRule="auto"/>
+            </w:pPr>
+            <w:r/>
+            <w:r>
+              <w:rPr>
+                <w:rFonts w:ascii="Microsoft YaHei" w:hAnsi="Microsoft YaHei"/>
+                <w:sz w:val="18"/>
+              </w:rPr>
+              <w:t>481/1158</w:t>
+            </w:r>
+          </w:p>
+        </w:tc>
+        <w:tc>
+          <w:tcPr>
+            <w:tcW w:type="dxa" w:w="2266"/>
+          </w:tcPr>
+          <w:p>
+            <w:pPr>
+              <w:spacing w:before="40" w:after="40" w:line="288" w:lineRule="auto"/>
+            </w:pPr>
+            <w:r/>
+            <w:r>
+              <w:rPr>
+                <w:rFonts w:ascii="Microsoft YaHei" w:hAnsi="Microsoft YaHei"/>
+                <w:b/>
+                <w:color w:val="1A1A1A"/>
+                <w:sz w:val="18"/>
+              </w:rPr>
+              <w:t>11/38</w:t>
+            </w:r>
+          </w:p>
+        </w:tc>
+      </w:tr>
+      <w:tr>
+        <w:tc>
+          <w:tcPr>
+            <w:tcW w:type="dxa" w:w="2266"/>
+            <w:shd w:fill="F8F9FA" w:val="clear"/>
+          </w:tcPr>
+          <w:p>
+            <w:pPr>
+              <w:spacing w:before="40" w:after="40" w:line="288" w:lineRule="auto"/>
+            </w:pPr>
+            <w:r/>
+            <w:r>
+              <w:rPr>
+                <w:rFonts w:ascii="Microsoft YaHei" w:hAnsi="Microsoft YaHei"/>
+                <w:sz w:val="18"/>
+              </w:rPr>
+              <w:t>酒店、度假村与豪华游轮</w:t>
+            </w:r>
+          </w:p>
+        </w:tc>
+        <w:tc>
+          <w:tcPr>
+            <w:tcW w:type="dxa" w:w="2266"/>
+            <w:shd w:fill="F8F9FA" w:val="clear"/>
+          </w:tcPr>
+          <w:p>
+            <w:pPr>
+              <w:spacing w:before="40" w:after="40" w:line="288" w:lineRule="auto"/>
+            </w:pPr>
+            <w:r/>
+            <w:r>
+              <w:rPr>
+                <w:rFonts w:ascii="Microsoft YaHei" w:hAnsi="Microsoft YaHei"/>
+                <w:b/>
+                <w:color w:val="1A1A1A"/>
+                <w:sz w:val="18"/>
+              </w:rPr>
+              <w:t>-1.12%</w:t>
+            </w:r>
+          </w:p>
+        </w:tc>
+        <w:tc>
+          <w:tcPr>
+            <w:tcW w:type="dxa" w:w="2266"/>
+            <w:shd w:fill="F8F9FA" w:val="clear"/>
+          </w:tcPr>
+          <w:p>
+            <w:pPr>
+              <w:spacing w:before="40" w:after="40" w:line="288" w:lineRule="auto"/>
+            </w:pPr>
+            <w:r/>
+            <w:r>
+              <w:rPr>
+                <w:rFonts w:ascii="Microsoft YaHei" w:hAnsi="Microsoft YaHei"/>
+                <w:sz w:val="18"/>
+              </w:rPr>
+              <w:t>449/1158</w:t>
+            </w:r>
+          </w:p>
+        </w:tc>
+        <w:tc>
+          <w:tcPr>
+            <w:tcW w:type="dxa" w:w="2266"/>
+            <w:shd w:fill="F8F9FA" w:val="clear"/>
+          </w:tcPr>
+          <w:p>
+            <w:pPr>
+              <w:spacing w:before="40" w:after="40" w:line="288" w:lineRule="auto"/>
+            </w:pPr>
+            <w:r/>
+            <w:r>
+              <w:rPr>
+                <w:rFonts w:ascii="Microsoft YaHei" w:hAnsi="Microsoft YaHei"/>
+                <w:b/>
+                <w:color w:val="1A1A1A"/>
+                <w:sz w:val="18"/>
+              </w:rPr>
+              <w:t>9/28</w:t>
+            </w:r>
+          </w:p>
+        </w:tc>
+      </w:tr>
+    </w:tbl>
+    <w:p/>
+    <w:p>
+      <w:r>
+        <w:rPr>
+          <w:rFonts w:ascii="Microsoft YaHei" w:hAnsi="Microsoft YaHei"/>
+          <w:b/>
+          <w:color w:val="1A1A1A"/>
+        </w:rPr>
+        <w:t>关键发现</w:t>
+      </w:r>
+      <w:r>
+        <w:rPr>
+          <w:rFonts w:ascii="Microsoft YaHei" w:hAnsi="Microsoft YaHei"/>
+        </w:rPr>
+        <w:t>：</w:t>
+      </w:r>
+    </w:p>
+    <w:p>
+      <w:pPr>
+        <w:pStyle w:val="ListBullet"/>
+      </w:pPr>
+      <w:r>
+        <w:rPr>
+          <w:rFonts w:ascii="Microsoft YaHei" w:hAnsi="Microsoft YaHei"/>
+        </w:rPr>
+        <w:t xml:space="preserve">旅游酒店板块今日整体表现偏弱，板块跌幅在 </w:t>
+      </w:r>
+      <w:r>
+        <w:rPr>
+          <w:rFonts w:ascii="Microsoft YaHei" w:hAnsi="Microsoft YaHei"/>
+          <w:b/>
+          <w:color w:val="1A1A1A"/>
+        </w:rPr>
+        <w:t>-1.1% ~ -1.5%</w:t>
+      </w:r>
+      <w:r>
+        <w:rPr>
+          <w:rFonts w:ascii="Microsoft YaHei" w:hAnsi="Microsoft YaHei"/>
+        </w:rPr>
+        <w:t xml:space="preserve"> 区间，远逊于大盘普涨格局。</w:t>
+      </w:r>
+    </w:p>
+    <w:p>
+      <w:pPr>
+        <w:pStyle w:val="ListBullet"/>
+      </w:pPr>
+      <w:r>
+        <w:rPr>
+          <w:rFonts w:ascii="Microsoft YaHei" w:hAnsi="Microsoft YaHei"/>
+        </w:rPr>
+        <w:t>但中青旅在所属各板块中</w:t>
+      </w:r>
+      <w:r>
+        <w:rPr>
+          <w:rFonts w:ascii="Microsoft YaHei" w:hAnsi="Microsoft YaHei"/>
+          <w:b/>
+          <w:color w:val="1A1A1A"/>
+        </w:rPr>
+        <w:t>排名均靠前</w:t>
+      </w:r>
+      <w:r>
+        <w:rPr>
+          <w:rFonts w:ascii="Microsoft YaHei" w:hAnsi="Microsoft YaHei"/>
+        </w:rPr>
+        <w:t>（板块前1/3位置），说明该股在旅游板块内相对抗跌。</w:t>
+      </w:r>
+    </w:p>
+    <w:p>
+      <w:pPr>
+        <w:pStyle w:val="ListBullet"/>
+      </w:pPr>
+      <w:r>
+        <w:rPr>
+          <w:rFonts w:ascii="Microsoft YaHei" w:hAnsi="Microsoft YaHei"/>
+        </w:rPr>
+        <w:t>板块内领涨股为</w:t>
+      </w:r>
+      <w:r>
+        <w:rPr>
+          <w:rFonts w:ascii="Microsoft YaHei" w:hAnsi="Microsoft YaHei"/>
+          <w:b/>
+          <w:color w:val="1A1A1A"/>
+        </w:rPr>
+        <w:t>中国中免（+3.35%）</w:t>
+      </w:r>
+      <w:r>
+        <w:rPr>
+          <w:rFonts w:ascii="Microsoft YaHei" w:hAnsi="Microsoft YaHei"/>
+        </w:rPr>
+        <w:t>、</w:t>
+      </w:r>
+      <w:r>
+        <w:rPr>
+          <w:rFonts w:ascii="Microsoft YaHei" w:hAnsi="Microsoft YaHei"/>
+          <w:b/>
+          <w:color w:val="1A1A1A"/>
+        </w:rPr>
+        <w:t>锦江酒店（+3.15%）</w:t>
+      </w:r>
+      <w:r>
+        <w:rPr>
+          <w:rFonts w:ascii="Microsoft YaHei" w:hAnsi="Microsoft YaHei"/>
+        </w:rPr>
+        <w:t>、</w:t>
+      </w:r>
+      <w:r>
+        <w:rPr>
+          <w:rFonts w:ascii="Microsoft YaHei" w:hAnsi="Microsoft YaHei"/>
+          <w:b/>
+          <w:color w:val="1A1A1A"/>
+        </w:rPr>
+        <w:t>首旅酒店（+2.58%）</w:t>
+      </w:r>
+      <w:r>
+        <w:rPr>
+          <w:rFonts w:ascii="Microsoft YaHei" w:hAnsi="Microsoft YaHei"/>
+        </w:rPr>
+        <w:t>，龙头股表现活跃，但未能带动整个板块情绪。</w:t>
+      </w:r>
+    </w:p>
+    <w:p>
+      <w:pPr>
+        <w:spacing w:before="240" w:after="240"/>
+        <w:pBdr>
+          <w:bottom w:val="single" w:sz="4" w:space="1" w:color="D0D7DE"/>
+        </w:pBdr>
+      </w:pPr>
+    </w:p>
+    <w:p>
+      <w:pPr>
+        <w:spacing w:before="360" w:after="80" w:line="288" w:lineRule="auto"/>
+        <w:pBdr>
+          <w:bottom w:val="single" w:sz="4" w:space="4" w:color="D0D7DE"/>
+        </w:pBdr>
+      </w:pPr>
+      <w:r>
+        <w:rPr>
+          <w:rFonts w:ascii="Microsoft YaHei" w:hAnsi="Microsoft YaHei"/>
+          <w:b/>
+          <w:color w:val="1A1A1A"/>
+          <w:sz w:val="28"/>
+        </w:rPr>
+        <w:t>新闻资讯</w:t>
+      </w:r>
+    </w:p>
+    <w:p>
+      <w:r>
+        <w:rPr>
+          <w:rFonts w:ascii="Microsoft YaHei" w:hAnsi="Microsoft YaHei"/>
+          <w:b/>
+          <w:color w:val="1A1A1A"/>
+        </w:rPr>
+        <w:t>说明</w:t>
+      </w:r>
+      <w:r>
+        <w:rPr>
+          <w:rFonts w:ascii="Microsoft YaHei" w:hAnsi="Microsoft YaHei"/>
+        </w:rPr>
+        <w:t>：各资讯渠道（新浪财经、同花顺、百度财经、巨潮资讯等）今日均未检索到与中青旅直接相关的最新新闻或公告，本报告暂无法从消息面角度进行分析。</w:t>
+      </w:r>
+    </w:p>
+    <w:p>
+      <w:pPr>
+        <w:spacing w:before="240" w:after="240"/>
+        <w:pBdr>
+          <w:bottom w:val="single" w:sz="4" w:space="1" w:color="D0D7DE"/>
+        </w:pBdr>
+      </w:pPr>
+    </w:p>
+    <w:p>
+      <w:pPr>
+        <w:spacing w:before="360" w:after="80" w:line="288" w:lineRule="auto"/>
+        <w:pBdr>
+          <w:bottom w:val="single" w:sz="4" w:space="4" w:color="D0D7DE"/>
+        </w:pBdr>
+      </w:pPr>
+      <w:r>
+        <w:rPr>
+          <w:rFonts w:ascii="Microsoft YaHei" w:hAnsi="Microsoft YaHei"/>
+          <w:b/>
+          <w:color w:val="1A1A1A"/>
+          <w:sz w:val="28"/>
+        </w:rPr>
+        <w:t>综合研判</w:t>
+      </w:r>
+    </w:p>
+    <w:p>
+      <w:pPr>
+        <w:spacing w:before="280" w:after="80" w:line="312" w:lineRule="auto"/>
+      </w:pPr>
+      <w:r>
+        <w:rPr>
+          <w:rFonts w:ascii="Microsoft YaHei" w:hAnsi="Microsoft YaHei"/>
+          <w:b/>
+          <w:color w:val="333333"/>
+          <w:sz w:val="24"/>
+        </w:rPr>
+        <w:t>主力观点总结</w:t>
+      </w:r>
+    </w:p>
+    <w:tbl>
+      <w:tblPr>
+        <w:tblStyle w:val="TableGrid"/>
+        <w:tblW w:type="auto" w:w="0"/>
+        <w:jc w:val="center"/>
+        <w:tblLayout w:type="autofit"/>
+        <w:tblLook w:firstColumn="1" w:firstRow="1" w:lastColumn="0" w:lastRow="0" w:noHBand="0" w:noVBand="1" w:val="04A0"/>
+      </w:tblPr>
+      <w:tblGrid>
+        <w:gridCol w:w="3022"/>
+        <w:gridCol w:w="3022"/>
+        <w:gridCol w:w="3022"/>
+      </w:tblGrid>
+      <w:tr>
+        <w:tc>
+          <w:tcPr>
+            <w:tcW w:type="dxa" w:w="3022"/>
+            <w:shd w:fill="F6F8FA" w:val="clear"/>
+          </w:tcPr>
+          <w:p>
+            <w:pPr>
+              <w:spacing w:before="40" w:after="40" w:line="288" w:lineRule="auto"/>
+            </w:pPr>
+            <w:r/>
+            <w:r>
+              <w:rPr>
+                <w:rFonts w:ascii="Microsoft YaHei" w:hAnsi="Microsoft YaHei"/>
+                <w:b/>
+                <w:color w:val="1A1A1A"/>
+                <w:sz w:val="18"/>
+              </w:rPr>
               <w:t>维度</w:t>
             </w:r>
           </w:p>
         </w:tc>
         <w:tc>
           <w:tcPr>
-            <w:tcW w:type="dxa" w:w="4533"/>
+            <w:tcW w:type="dxa" w:w="3022"/>
+            <w:shd w:fill="F6F8FA" w:val="clear"/>
+          </w:tcPr>
+          <w:p>
+            <w:pPr>
+              <w:spacing w:before="40" w:after="40" w:line="288" w:lineRule="auto"/>
+            </w:pPr>
+            <w:r/>
+            <w:r>
+              <w:rPr>
+                <w:rFonts w:ascii="Microsoft YaHei" w:hAnsi="Microsoft YaHei"/>
+                <w:b/>
+                <w:color w:val="1A1A1A"/>
+                <w:sz w:val="18"/>
+              </w:rPr>
+              <w:t>信号</w:t>
+            </w:r>
+          </w:p>
+        </w:tc>
+        <w:tc>
+          <w:tcPr>
+            <w:tcW w:type="dxa" w:w="3022"/>
             <w:shd w:fill="F6F8FA" w:val="clear"/>
           </w:tcPr>
           <w:p>
@@ -2440,7 +3264,7 @@
       <w:tr>
         <w:tc>
           <w:tcPr>
-            <w:tcW w:type="dxa" w:w="4533"/>
+            <w:tcW w:type="dxa" w:w="3022"/>
           </w:tcPr>
           <w:p>
             <w:pPr>
@@ -2452,13 +3276,13 @@
                 <w:rFonts w:ascii="Microsoft YaHei" w:hAnsi="Microsoft YaHei"/>
                 <w:sz w:val="18"/>
               </w:rPr>
-              <w:t>短线趋势</w:t>
+              <w:t>大盘环境</w:t>
             </w:r>
           </w:p>
         </w:tc>
         <w:tc>
           <w:tcPr>
-            <w:tcW w:type="dxa" w:w="4533"/>
+            <w:tcW w:type="dxa" w:w="3022"/>
           </w:tcPr>
           <w:p>
             <w:pPr>
@@ -2470,7 +3294,27 @@
                 <w:rFonts w:ascii="Microsoft YaHei" w:hAnsi="Microsoft YaHei"/>
                 <w:sz w:val="18"/>
               </w:rPr>
-              <w:t>偏多震荡，站上多条均线，但上方受布林上轨7.18元压制</w:t>
+              <w:t>普涨格局，成交放量</w:t>
+            </w:r>
+          </w:p>
+        </w:tc>
+        <w:tc>
+          <w:tcPr>
+            <w:tcW w:type="dxa" w:w="3022"/>
+          </w:tcPr>
+          <w:p>
+            <w:pPr>
+              <w:spacing w:before="40" w:after="40" w:line="288" w:lineRule="auto"/>
+            </w:pPr>
+            <w:r/>
+            <w:r>
+              <w:rPr>
+                <w:rFonts w:ascii="Microsoft YaHei" w:hAnsi="Microsoft YaHei"/>
+                <w:b/>
+                <w:color w:val="1A1A1A"/>
+                <w:sz w:val="18"/>
+              </w:rPr>
+              <w:t>偏多</w:t>
             </w:r>
           </w:p>
         </w:tc>
@@ -2478,7 +3322,7 @@
       <w:tr>
         <w:tc>
           <w:tcPr>
-            <w:tcW w:type="dxa" w:w="4533"/>
+            <w:tcW w:type="dxa" w:w="3022"/>
             <w:shd w:fill="F8F9FA" w:val="clear"/>
           </w:tcPr>
           <w:p>
@@ -2491,13 +3335,13 @@
                 <w:rFonts w:ascii="Microsoft YaHei" w:hAnsi="Microsoft YaHei"/>
                 <w:sz w:val="18"/>
               </w:rPr>
-              <w:t>资金情绪</w:t>
+              <w:t>个股走势</w:t>
             </w:r>
           </w:p>
         </w:tc>
         <w:tc>
           <w:tcPr>
-            <w:tcW w:type="dxa" w:w="4533"/>
+            <w:tcW w:type="dxa" w:w="3022"/>
             <w:shd w:fill="F8F9FA" w:val="clear"/>
           </w:tcPr>
           <w:p>
@@ -2510,7 +3354,28 @@
                 <w:rFonts w:ascii="Microsoft YaHei" w:hAnsi="Microsoft YaHei"/>
                 <w:sz w:val="18"/>
               </w:rPr>
-              <w:t>中性偏积极，中小单持续流入，但大单未形成合力</w:t>
+              <w:t>微涨0.14%，跑输大盘</w:t>
+            </w:r>
+          </w:p>
+        </w:tc>
+        <w:tc>
+          <w:tcPr>
+            <w:tcW w:type="dxa" w:w="3022"/>
+            <w:shd w:fill="F8F9FA" w:val="clear"/>
+          </w:tcPr>
+          <w:p>
+            <w:pPr>
+              <w:spacing w:before="40" w:after="40" w:line="288" w:lineRule="auto"/>
+            </w:pPr>
+            <w:r/>
+            <w:r>
+              <w:rPr>
+                <w:rFonts w:ascii="Microsoft YaHei" w:hAnsi="Microsoft YaHei"/>
+                <w:b/>
+                <w:color w:val="1A1A1A"/>
+                <w:sz w:val="18"/>
+              </w:rPr>
+              <w:t>中性偏弱</w:t>
             </w:r>
           </w:p>
         </w:tc>
@@ -2518,7 +3383,7 @@
       <w:tr>
         <w:tc>
           <w:tcPr>
-            <w:tcW w:type="dxa" w:w="4533"/>
+            <w:tcW w:type="dxa" w:w="3022"/>
           </w:tcPr>
           <w:p>
             <w:pPr>
@@ -2530,13 +3395,13 @@
                 <w:rFonts w:ascii="Microsoft YaHei" w:hAnsi="Microsoft YaHei"/>
                 <w:sz w:val="18"/>
               </w:rPr>
-              <w:t>板块联动</w:t>
+              <w:t>量价关系</w:t>
             </w:r>
           </w:p>
         </w:tc>
         <w:tc>
           <w:tcPr>
-            <w:tcW w:type="dxa" w:w="4533"/>
+            <w:tcW w:type="dxa" w:w="3022"/>
           </w:tcPr>
           <w:p>
             <w:pPr>
@@ -2548,7 +3413,27 @@
                 <w:rFonts w:ascii="Microsoft YaHei" w:hAnsi="Microsoft YaHei"/>
                 <w:sz w:val="18"/>
               </w:rPr>
-              <w:t>旅游/消费服务板块普跌，个股逆势抗跌，相对强势</w:t>
+              <w:t>放量滞涨，内盘略大于外盘</w:t>
+            </w:r>
+          </w:p>
+        </w:tc>
+        <w:tc>
+          <w:tcPr>
+            <w:tcW w:type="dxa" w:w="3022"/>
+          </w:tcPr>
+          <w:p>
+            <w:pPr>
+              <w:spacing w:before="40" w:after="40" w:line="288" w:lineRule="auto"/>
+            </w:pPr>
+            <w:r/>
+            <w:r>
+              <w:rPr>
+                <w:rFonts w:ascii="Microsoft YaHei" w:hAnsi="Microsoft YaHei"/>
+                <w:b/>
+                <w:color w:val="1A1A1A"/>
+                <w:sz w:val="18"/>
+              </w:rPr>
+              <w:t>偏空（分歧加大）</w:t>
             </w:r>
           </w:p>
         </w:tc>
@@ -2556,7 +3441,7 @@
       <w:tr>
         <w:tc>
           <w:tcPr>
-            <w:tcW w:type="dxa" w:w="4533"/>
+            <w:tcW w:type="dxa" w:w="3022"/>
             <w:shd w:fill="F8F9FA" w:val="clear"/>
           </w:tcPr>
           <w:p>
@@ -2569,13 +3454,13 @@
                 <w:rFonts w:ascii="Microsoft YaHei" w:hAnsi="Microsoft YaHei"/>
                 <w:sz w:val="18"/>
               </w:rPr>
-              <w:t>估值水平</w:t>
+              <w:t>资金流向</w:t>
             </w:r>
           </w:p>
         </w:tc>
         <w:tc>
           <w:tcPr>
-            <w:tcW w:type="dxa" w:w="4533"/>
+            <w:tcW w:type="dxa" w:w="3022"/>
             <w:shd w:fill="F8F9FA" w:val="clear"/>
           </w:tcPr>
           <w:p>
@@ -2588,7 +3473,28 @@
                 <w:rFonts w:ascii="Microsoft YaHei" w:hAnsi="Microsoft YaHei"/>
                 <w:sz w:val="18"/>
               </w:rPr>
-              <w:t>PB破净（0.81倍）提供安全垫，但PE为负需警惕盈利风险</w:t>
+              <w:t>盘中净流入350万，但大单持续流出</w:t>
+            </w:r>
+          </w:p>
+        </w:tc>
+        <w:tc>
+          <w:tcPr>
+            <w:tcW w:type="dxa" w:w="3022"/>
+            <w:shd w:fill="F8F9FA" w:val="clear"/>
+          </w:tcPr>
+          <w:p>
+            <w:pPr>
+              <w:spacing w:before="40" w:after="40" w:line="288" w:lineRule="auto"/>
+            </w:pPr>
+            <w:r/>
+            <w:r>
+              <w:rPr>
+                <w:rFonts w:ascii="Microsoft YaHei" w:hAnsi="Microsoft YaHei"/>
+                <w:b/>
+                <w:color w:val="1A1A1A"/>
+                <w:sz w:val="18"/>
+              </w:rPr>
+              <w:t>中性（散户主导）</w:t>
             </w:r>
           </w:p>
         </w:tc>
@@ -2596,7 +3502,7 @@
       <w:tr>
         <w:tc>
           <w:tcPr>
-            <w:tcW w:type="dxa" w:w="4533"/>
+            <w:tcW w:type="dxa" w:w="3022"/>
           </w:tcPr>
           <w:p>
             <w:pPr>
@@ -2608,13 +3514,13 @@
                 <w:rFonts w:ascii="Microsoft YaHei" w:hAnsi="Microsoft YaHei"/>
                 <w:sz w:val="18"/>
               </w:rPr>
-              <w:t>风险提示</w:t>
+              <w:t>技术面</w:t>
             </w:r>
           </w:p>
         </w:tc>
         <w:tc>
           <w:tcPr>
-            <w:tcW w:type="dxa" w:w="4533"/>
+            <w:tcW w:type="dxa" w:w="3022"/>
           </w:tcPr>
           <w:p>
             <w:pPr>
@@ -2626,7 +3532,146 @@
                 <w:rFonts w:ascii="Microsoft YaHei" w:hAnsi="Microsoft YaHei"/>
                 <w:sz w:val="18"/>
               </w:rPr>
-              <w:t>换手率放大但股价涨幅有限，存在滞涨隐患；动态市盈率为负</w:t>
+              <w:t>站上短均线，逼近布林上轨7.18</w:t>
+            </w:r>
+          </w:p>
+        </w:tc>
+        <w:tc>
+          <w:tcPr>
+            <w:tcW w:type="dxa" w:w="3022"/>
+          </w:tcPr>
+          <w:p>
+            <w:pPr>
+              <w:spacing w:before="40" w:after="40" w:line="288" w:lineRule="auto"/>
+            </w:pPr>
+            <w:r/>
+            <w:r>
+              <w:rPr>
+                <w:rFonts w:ascii="Microsoft YaHei" w:hAnsi="Microsoft YaHei"/>
+                <w:b/>
+                <w:color w:val="1A1A1A"/>
+                <w:sz w:val="18"/>
+              </w:rPr>
+              <w:t>短期偏多，但压力临近</w:t>
+            </w:r>
+          </w:p>
+        </w:tc>
+      </w:tr>
+      <w:tr>
+        <w:tc>
+          <w:tcPr>
+            <w:tcW w:type="dxa" w:w="3022"/>
+            <w:shd w:fill="F8F9FA" w:val="clear"/>
+          </w:tcPr>
+          <w:p>
+            <w:pPr>
+              <w:spacing w:before="40" w:after="40" w:line="288" w:lineRule="auto"/>
+            </w:pPr>
+            <w:r/>
+            <w:r>
+              <w:rPr>
+                <w:rFonts w:ascii="Microsoft YaHei" w:hAnsi="Microsoft YaHei"/>
+                <w:sz w:val="18"/>
+              </w:rPr>
+              <w:t>板块表现</w:t>
+            </w:r>
+          </w:p>
+        </w:tc>
+        <w:tc>
+          <w:tcPr>
+            <w:tcW w:type="dxa" w:w="3022"/>
+            <w:shd w:fill="F8F9FA" w:val="clear"/>
+          </w:tcPr>
+          <w:p>
+            <w:pPr>
+              <w:spacing w:before="40" w:after="40" w:line="288" w:lineRule="auto"/>
+            </w:pPr>
+            <w:r/>
+            <w:r>
+              <w:rPr>
+                <w:rFonts w:ascii="Microsoft YaHei" w:hAnsi="Microsoft YaHei"/>
+                <w:sz w:val="18"/>
+              </w:rPr>
+              <w:t>旅游板块整体走弱，个股相对抗跌</w:t>
+            </w:r>
+          </w:p>
+        </w:tc>
+        <w:tc>
+          <w:tcPr>
+            <w:tcW w:type="dxa" w:w="3022"/>
+            <w:shd w:fill="F8F9FA" w:val="clear"/>
+          </w:tcPr>
+          <w:p>
+            <w:pPr>
+              <w:spacing w:before="40" w:after="40" w:line="288" w:lineRule="auto"/>
+            </w:pPr>
+            <w:r/>
+            <w:r>
+              <w:rPr>
+                <w:rFonts w:ascii="Microsoft YaHei" w:hAnsi="Microsoft YaHei"/>
+                <w:b/>
+                <w:color w:val="1A1A1A"/>
+                <w:sz w:val="18"/>
+              </w:rPr>
+              <w:t>中性</w:t>
+            </w:r>
+          </w:p>
+        </w:tc>
+      </w:tr>
+      <w:tr>
+        <w:tc>
+          <w:tcPr>
+            <w:tcW w:type="dxa" w:w="3022"/>
+          </w:tcPr>
+          <w:p>
+            <w:pPr>
+              <w:spacing w:before="40" w:after="40" w:line="288" w:lineRule="auto"/>
+            </w:pPr>
+            <w:r/>
+            <w:r>
+              <w:rPr>
+                <w:rFonts w:ascii="Microsoft YaHei" w:hAnsi="Microsoft YaHei"/>
+                <w:sz w:val="18"/>
+              </w:rPr>
+              <w:t>估值</w:t>
+            </w:r>
+          </w:p>
+        </w:tc>
+        <w:tc>
+          <w:tcPr>
+            <w:tcW w:type="dxa" w:w="3022"/>
+          </w:tcPr>
+          <w:p>
+            <w:pPr>
+              <w:spacing w:before="40" w:after="40" w:line="288" w:lineRule="auto"/>
+            </w:pPr>
+            <w:r/>
+            <w:r>
+              <w:rPr>
+                <w:rFonts w:ascii="Microsoft YaHei" w:hAnsi="Microsoft YaHei"/>
+                <w:sz w:val="18"/>
+              </w:rPr>
+              <w:t>破净（PB 0.81），PE为负</w:t>
+            </w:r>
+          </w:p>
+        </w:tc>
+        <w:tc>
+          <w:tcPr>
+            <w:tcW w:type="dxa" w:w="3022"/>
+          </w:tcPr>
+          <w:p>
+            <w:pPr>
+              <w:spacing w:before="40" w:after="40" w:line="288" w:lineRule="auto"/>
+            </w:pPr>
+            <w:r/>
+            <w:r>
+              <w:rPr>
+                <w:rFonts w:ascii="Microsoft YaHei" w:hAnsi="Microsoft YaHei"/>
+                <w:b/>
+                <w:color w:val="1A1A1A"/>
+                <w:sz w:val="18"/>
+              </w:rPr>
+              <w:t>安全边际有，盈利承压</w:t>
             </w:r>
           </w:p>
         </w:tc>
@@ -2640,13 +3685,23 @@
           <w:b/>
           <w:color w:val="1A1A1A"/>
         </w:rPr>
-        <w:t>整体研判</w:t>
+        <w:t>综合评级：中性偏谨慎</w:t>
+      </w:r>
+    </w:p>
+    <w:p>
+      <w:r>
+        <w:rPr>
+          <w:rFonts w:ascii="Microsoft YaHei" w:hAnsi="Microsoft YaHei"/>
+          <w:b/>
+          <w:color w:val="1A1A1A"/>
+        </w:rPr>
+        <w:t>核心逻辑</w:t>
       </w:r>
       <w:r>
         <w:rPr>
           <w:rFonts w:ascii="Microsoft YaHei" w:hAnsi="Microsoft YaHei"/>
         </w:rPr>
-        <w:t>：中青旅今日呈现</w:t>
+        <w:t xml:space="preserve">：今日大盘普涨的背景下，中青旅仅微涨 </w:t>
       </w:r>
       <w:r>
         <w:rPr>
@@ -2654,13 +3709,13 @@
           <w:b/>
           <w:color w:val="1A1A1A"/>
         </w:rPr>
-        <w:t>放量震荡、逆势抗跌</w:t>
+        <w:t>+0.14%</w:t>
       </w:r>
       <w:r>
         <w:rPr>
           <w:rFonts w:ascii="Microsoft YaHei" w:hAnsi="Microsoft YaHei"/>
         </w:rPr>
-        <w:t>的走势特征。市场大盘情绪较好（79%个股上涨），消费服务龙头（中免、锦江等）已率先反弹，中青旅在板块普跌中收红，显示下方承接力尚可。技术面，股价站稳MA5/MA10/MA20均线系统，短期偏多架构确立。资金面上，盘中净流入408万元，但大单资金参与度有限，暂未出现主力强攻信号。</w:t>
+        <w:t xml:space="preserve">，放量滞涨、内盘偏大、大单资金持续净流出，显示主力资金参与意愿不强。虽然技术面站上短均线且破净提供一定安全边际，但上方 </w:t>
       </w:r>
       <w:r>
         <w:rPr>
@@ -2668,22 +3723,16 @@
           <w:b/>
           <w:color w:val="1A1A1A"/>
         </w:rPr>
-        <w:t>午后关注焦点</w:t>
+        <w:t>7.18元（布林上轨）</w:t>
       </w:r>
       <w:r>
         <w:rPr>
           <w:rFonts w:ascii="Microsoft YaHei" w:hAnsi="Microsoft YaHei"/>
         </w:rPr>
-        <w:t>：能否放量突破7.15元前高及7.18元布林上轨，若突破则短线空间打开；若持续缩量横盘，则需防范回踩均线支撑。</w:t>
+        <w:t xml:space="preserve"> 压力明确，旅游板块整体情绪偏弱，短期向上突破需要新的催化因素。建议关注后续是否有政策利好（如假期消费刺激）或板块轮动带动资金回流。</w:t>
       </w:r>
     </w:p>
     <w:p>
-      <w:r>
-        <w:rPr>
-          <w:rFonts w:ascii="Microsoft YaHei" w:hAnsi="Microsoft YaHei"/>
-        </w:rPr>
-        <w:t xml:space="preserve">&gt; ⚠️ </w:t>
-      </w:r>
       <w:r>
         <w:rPr>
           <w:rFonts w:ascii="Microsoft YaHei" w:hAnsi="Microsoft YaHei"/>
@@ -2696,7 +3745,7 @@
         <w:rPr>
           <w:rFonts w:ascii="Microsoft YaHei" w:hAnsi="Microsoft YaHei"/>
         </w:rPr>
-        <w:t>：以上分析基于公开数据，不构成投资建议。股市有风险，投资需谨慎。</w:t>
+        <w:t>：以上分析基于午间盘中数据，不构成投资建议。股市有风险，投资需谨慎。</w:t>
       </w:r>
     </w:p>
     <w:sectPr>
